--- a/semain_1/chapiter2.DOCX
+++ b/semain_1/chapiter2.DOCX
@@ -113,12 +113,13 @@
         <w:t xml:space="preserve"> pour les nombres complexes, chacun avec ses limites de représentation.</w:t>
       </w:r>
     </w:p>
+    <w:p/>
     <w:p>
       <w:pPr>
         <w:pStyle w:val="Paragraphedeliste"/>
         <w:numPr>
           <w:ilvl w:val="0"/>
-          <w:numId w:val="1"/>
+          <w:numId w:val="4"/>
         </w:numPr>
         <w:rPr>
           <w:b/>
@@ -311,6 +312,108 @@
         <w:t>float</w:t>
       </w:r>
       <w:proofErr w:type="spellEnd"/>
+    </w:p>
+    <w:p>
+      <w:pPr>
+        <w:pStyle w:val="Paragraphedeliste"/>
+        <w:rPr>
+          <w:b/>
+          <w:bCs/>
+          <w:sz w:val="24"/>
+          <w:szCs w:val="24"/>
+        </w:rPr>
+      </w:pPr>
+    </w:p>
+    <w:p>
+      <w:pPr>
+        <w:pStyle w:val="Paragraphedeliste"/>
+        <w:numPr>
+          <w:ilvl w:val="0"/>
+          <w:numId w:val="4"/>
+        </w:numPr>
+        <w:rPr>
+          <w:b/>
+          <w:bCs/>
+          <w:sz w:val="24"/>
+          <w:szCs w:val="24"/>
+        </w:rPr>
+      </w:pPr>
+      <w:proofErr w:type="spellStart"/>
+      <w:r>
+        <w:rPr>
+          <w:b/>
+          <w:bCs/>
+          <w:sz w:val="24"/>
+          <w:szCs w:val="24"/>
+        </w:rPr>
+        <w:t>Floating</w:t>
+      </w:r>
+      <w:proofErr w:type="spellEnd"/>
+      <w:r>
+        <w:rPr>
+          <w:b/>
+          <w:bCs/>
+          <w:sz w:val="24"/>
+          <w:szCs w:val="24"/>
+        </w:rPr>
+        <w:t xml:space="preserve">-point </w:t>
+      </w:r>
+      <w:proofErr w:type="spellStart"/>
+      <w:r>
+        <w:rPr>
+          <w:b/>
+          <w:bCs/>
+          <w:sz w:val="24"/>
+          <w:szCs w:val="24"/>
+        </w:rPr>
+        <w:t>numbers</w:t>
+      </w:r>
+      <w:proofErr w:type="spellEnd"/>
+    </w:p>
+    <w:p>
+      <w:pPr>
+        <w:rPr>
+          <w:sz w:val="24"/>
+          <w:szCs w:val="24"/>
+        </w:rPr>
+      </w:pPr>
+      <w:r>
+        <w:rPr>
+          <w:sz w:val="24"/>
+          <w:szCs w:val="24"/>
+        </w:rPr>
+        <w:t xml:space="preserve">              </w:t>
+      </w:r>
+      <w:r>
+        <w:rPr>
+          <w:sz w:val="24"/>
+          <w:szCs w:val="24"/>
+        </w:rPr>
+        <w:t xml:space="preserve">Les </w:t>
+      </w:r>
+      <w:proofErr w:type="spellStart"/>
+      <w:r>
+        <w:rPr>
+          <w:sz w:val="24"/>
+          <w:szCs w:val="24"/>
+        </w:rPr>
+        <w:t>float</w:t>
+      </w:r>
+      <w:proofErr w:type="spellEnd"/>
+      <w:r>
+        <w:rPr>
+          <w:sz w:val="24"/>
+          <w:szCs w:val="24"/>
+        </w:rPr>
+        <w:t xml:space="preserve"> en Python représentent des nombres rationnels avec une virgule flottant</w:t>
+      </w:r>
+      <w:r>
+        <w:rPr>
+          <w:sz w:val="24"/>
+          <w:szCs w:val="24"/>
+        </w:rPr>
+        <w:t xml:space="preserve"> </w:t>
+      </w:r>
     </w:p>
     <w:p>
       <w:pPr>
@@ -320,8 +423,6 @@
           <w:numId w:val="2"/>
         </w:numPr>
         <w:rPr>
-          <w:b/>
-          <w:bCs/>
           <w:sz w:val="24"/>
           <w:szCs w:val="24"/>
         </w:rPr>
@@ -329,8 +430,6 @@
       <w:proofErr w:type="spellStart"/>
       <w:r>
         <w:rPr>
-          <w:b/>
-          <w:bCs/>
           <w:sz w:val="24"/>
           <w:szCs w:val="24"/>
         </w:rPr>
@@ -339,8 +438,6 @@
       <w:proofErr w:type="spellEnd"/>
       <w:r>
         <w:rPr>
-          <w:b/>
-          <w:bCs/>
           <w:sz w:val="24"/>
           <w:szCs w:val="24"/>
         </w:rPr>
@@ -349,10 +446,583 @@
       <w:proofErr w:type="spellStart"/>
       <w:r>
         <w:rPr>
-          <w:b/>
-          <w:bCs/>
-          <w:sz w:val="24"/>
-          <w:szCs w:val="24"/>
+          <w:sz w:val="24"/>
+          <w:szCs w:val="24"/>
+        </w:rPr>
+        <w:t>representation</w:t>
+      </w:r>
+      <w:proofErr w:type="spellEnd"/>
+    </w:p>
+    <w:p>
+      <w:pPr>
+        <w:ind w:left="708"/>
+      </w:pPr>
+      <w:r>
+        <w:rPr>
+          <w:sz w:val="24"/>
+          <w:szCs w:val="24"/>
+        </w:rPr>
+        <w:t xml:space="preserve">              </w:t>
+      </w:r>
+      <w:r>
+        <w:t xml:space="preserve">Un nombre flottant est représenté en </w:t>
+      </w:r>
+      <w:r>
+        <w:rPr>
+          <w:b/>
+          <w:bCs/>
+        </w:rPr>
+        <w:t>mémoire</w:t>
+      </w:r>
+      <w:r>
+        <w:t xml:space="preserve"> par </w:t>
+      </w:r>
+      <w:r>
+        <w:rPr>
+          <w:b/>
+          <w:bCs/>
+        </w:rPr>
+        <w:t>trois éléments principaux</w:t>
+      </w:r>
+      <w:r>
+        <w:t xml:space="preserve"> :</w:t>
+      </w:r>
+    </w:p>
+    <w:p>
+      <w:pPr>
+        <w:numPr>
+          <w:ilvl w:val="0"/>
+          <w:numId w:val="3"/>
+        </w:numPr>
+        <w:tabs>
+          <w:tab w:val="clear" w:pos="720"/>
+          <w:tab w:val="num" w:pos="1428"/>
+        </w:tabs>
+        <w:ind w:left="1428"/>
+        <w:rPr>
+          <w:sz w:val="24"/>
+          <w:szCs w:val="24"/>
+        </w:rPr>
+      </w:pPr>
+      <w:r>
+        <w:rPr>
+          <w:b/>
+          <w:bCs/>
+          <w:sz w:val="24"/>
+          <w:szCs w:val="24"/>
+        </w:rPr>
+        <w:t>Le signe</w:t>
+      </w:r>
+      <w:r>
+        <w:rPr>
+          <w:sz w:val="24"/>
+          <w:szCs w:val="24"/>
+        </w:rPr>
+        <w:t xml:space="preserve"> (+ ou -) → 1 bit</w:t>
+      </w:r>
+    </w:p>
+    <w:p>
+      <w:pPr>
+        <w:numPr>
+          <w:ilvl w:val="0"/>
+          <w:numId w:val="3"/>
+        </w:numPr>
+        <w:tabs>
+          <w:tab w:val="clear" w:pos="720"/>
+          <w:tab w:val="num" w:pos="1428"/>
+        </w:tabs>
+        <w:ind w:left="1428"/>
+        <w:rPr>
+          <w:sz w:val="24"/>
+          <w:szCs w:val="24"/>
+        </w:rPr>
+      </w:pPr>
+      <w:r>
+        <w:rPr>
+          <w:b/>
+          <w:bCs/>
+          <w:sz w:val="24"/>
+          <w:szCs w:val="24"/>
+        </w:rPr>
+        <w:t>La mantisse</w:t>
+      </w:r>
+      <w:r>
+        <w:rPr>
+          <w:sz w:val="24"/>
+          <w:szCs w:val="24"/>
+        </w:rPr>
+        <w:t xml:space="preserve"> (aussi appelée significande) → stocke les </w:t>
+      </w:r>
+      <w:r>
+        <w:rPr>
+          <w:b/>
+          <w:bCs/>
+          <w:sz w:val="24"/>
+          <w:szCs w:val="24"/>
+        </w:rPr>
+        <w:t>chiffres significatifs</w:t>
+      </w:r>
+    </w:p>
+    <w:p>
+      <w:pPr>
+        <w:numPr>
+          <w:ilvl w:val="0"/>
+          <w:numId w:val="3"/>
+        </w:numPr>
+        <w:tabs>
+          <w:tab w:val="clear" w:pos="720"/>
+          <w:tab w:val="num" w:pos="1428"/>
+        </w:tabs>
+        <w:ind w:left="1428"/>
+        <w:rPr>
+          <w:sz w:val="24"/>
+          <w:szCs w:val="24"/>
+        </w:rPr>
+      </w:pPr>
+      <w:r>
+        <w:rPr>
+          <w:b/>
+          <w:bCs/>
+          <w:sz w:val="24"/>
+          <w:szCs w:val="24"/>
+        </w:rPr>
+        <w:t>L’exposant</w:t>
+      </w:r>
+      <w:r>
+        <w:rPr>
+          <w:sz w:val="24"/>
+          <w:szCs w:val="24"/>
+        </w:rPr>
+        <w:t xml:space="preserve"> → donne la </w:t>
+      </w:r>
+      <w:r>
+        <w:rPr>
+          <w:b/>
+          <w:bCs/>
+          <w:sz w:val="24"/>
+          <w:szCs w:val="24"/>
+        </w:rPr>
+        <w:t>puissance de la base</w:t>
+      </w:r>
+      <w:r>
+        <w:rPr>
+          <w:sz w:val="24"/>
+          <w:szCs w:val="24"/>
+        </w:rPr>
+        <w:t>, souvent 2 en binaire</w:t>
+      </w:r>
+    </w:p>
+    <w:p>
+      <w:pPr>
+        <w:pStyle w:val="Paragraphedeliste"/>
+        <w:numPr>
+          <w:ilvl w:val="0"/>
+          <w:numId w:val="2"/>
+        </w:numPr>
+        <w:rPr>
+          <w:sz w:val="24"/>
+          <w:szCs w:val="24"/>
+        </w:rPr>
+      </w:pPr>
+      <w:proofErr w:type="spellStart"/>
+      <w:r>
+        <w:rPr>
+          <w:sz w:val="24"/>
+          <w:szCs w:val="24"/>
+        </w:rPr>
+        <w:t>Infinite</w:t>
+      </w:r>
+      <w:proofErr w:type="spellEnd"/>
+      <w:r>
+        <w:rPr>
+          <w:sz w:val="24"/>
+          <w:szCs w:val="24"/>
+        </w:rPr>
+        <w:t xml:space="preserve"> and not a </w:t>
+      </w:r>
+      <w:proofErr w:type="spellStart"/>
+      <w:r>
+        <w:rPr>
+          <w:sz w:val="24"/>
+          <w:szCs w:val="24"/>
+        </w:rPr>
+        <w:t>number</w:t>
+      </w:r>
+      <w:proofErr w:type="spellEnd"/>
+    </w:p>
+    <w:p>
+      <w:pPr>
+        <w:pStyle w:val="Paragraphedeliste"/>
+        <w:ind w:left="1416"/>
+        <w:rPr>
+          <w:sz w:val="24"/>
+          <w:szCs w:val="24"/>
+        </w:rPr>
+      </w:pPr>
+      <w:r>
+        <w:rPr>
+          <w:sz w:val="24"/>
+          <w:szCs w:val="24"/>
+        </w:rPr>
+        <w:t xml:space="preserve">  </w:t>
+      </w:r>
+      <w:r>
+        <w:rPr>
+          <w:sz w:val="24"/>
+          <w:szCs w:val="24"/>
+        </w:rPr>
+        <w:t xml:space="preserve">En Python, les valeurs </w:t>
+      </w:r>
+      <w:proofErr w:type="spellStart"/>
+      <w:r>
+        <w:rPr>
+          <w:sz w:val="24"/>
+          <w:szCs w:val="24"/>
+        </w:rPr>
+        <w:t>inf</w:t>
+      </w:r>
+      <w:proofErr w:type="spellEnd"/>
+      <w:r>
+        <w:rPr>
+          <w:sz w:val="24"/>
+          <w:szCs w:val="24"/>
+        </w:rPr>
+        <w:t xml:space="preserve"> (infini) et nan (non numérique) représentent respectivement des résultats trop grands ou indéfinis, et doivent être détectées ou gérées avec précaution à l’aide de fonctions comme </w:t>
+      </w:r>
+      <w:proofErr w:type="spellStart"/>
+      <w:r>
+        <w:rPr>
+          <w:sz w:val="24"/>
+          <w:szCs w:val="24"/>
+        </w:rPr>
+        <w:t>isnan</w:t>
+      </w:r>
+      <w:proofErr w:type="spellEnd"/>
+      <w:r>
+        <w:rPr>
+          <w:sz w:val="24"/>
+          <w:szCs w:val="24"/>
+        </w:rPr>
+        <w:t xml:space="preserve">, </w:t>
+      </w:r>
+      <w:proofErr w:type="spellStart"/>
+      <w:r>
+        <w:rPr>
+          <w:sz w:val="24"/>
+          <w:szCs w:val="24"/>
+        </w:rPr>
+        <w:t>isinf</w:t>
+      </w:r>
+      <w:proofErr w:type="spellEnd"/>
+      <w:r>
+        <w:rPr>
+          <w:sz w:val="24"/>
+          <w:szCs w:val="24"/>
+        </w:rPr>
+        <w:t xml:space="preserve">, ou </w:t>
+      </w:r>
+      <w:proofErr w:type="spellStart"/>
+      <w:r>
+        <w:rPr>
+          <w:sz w:val="24"/>
+          <w:szCs w:val="24"/>
+        </w:rPr>
+        <w:t>seterr</w:t>
+      </w:r>
+      <w:proofErr w:type="spellEnd"/>
+      <w:r>
+        <w:rPr>
+          <w:sz w:val="24"/>
+          <w:szCs w:val="24"/>
+        </w:rPr>
+        <w:t>.</w:t>
+      </w:r>
+    </w:p>
+    <w:p>
+      <w:pPr>
+        <w:pStyle w:val="Paragraphedeliste"/>
+        <w:ind w:left="1416"/>
+        <w:rPr>
+          <w:sz w:val="24"/>
+          <w:szCs w:val="24"/>
+        </w:rPr>
+      </w:pPr>
+    </w:p>
+    <w:p>
+      <w:pPr>
+        <w:pStyle w:val="Paragraphedeliste"/>
+        <w:numPr>
+          <w:ilvl w:val="0"/>
+          <w:numId w:val="2"/>
+        </w:numPr>
+        <w:rPr>
+          <w:sz w:val="24"/>
+          <w:szCs w:val="24"/>
+        </w:rPr>
+      </w:pPr>
+      <w:proofErr w:type="spellStart"/>
+      <w:r>
+        <w:rPr>
+          <w:sz w:val="24"/>
+          <w:szCs w:val="24"/>
+        </w:rPr>
+        <w:t>Underflow</w:t>
+      </w:r>
+      <w:proofErr w:type="spellEnd"/>
+      <w:r>
+        <w:rPr>
+          <w:sz w:val="24"/>
+          <w:szCs w:val="24"/>
+        </w:rPr>
+        <w:t xml:space="preserve"> – Machine epsilon</w:t>
+      </w:r>
+    </w:p>
+    <w:p>
+      <w:pPr>
+        <w:pStyle w:val="Paragraphedeliste"/>
+        <w:ind w:left="1416"/>
+        <w:rPr>
+          <w:rFonts w:ascii="Times New Roman" w:eastAsia="Times New Roman" w:hAnsi="Times New Roman" w:cs="Times New Roman"/>
+          <w:sz w:val="24"/>
+          <w:szCs w:val="24"/>
+          <w:lang w:eastAsia="fr-FR"/>
+          <w14:ligatures w14:val="none"/>
+        </w:rPr>
+      </w:pPr>
+      <w:r>
+        <w:rPr>
+          <w:rFonts w:ascii="Times New Roman" w:eastAsia="Times New Roman" w:hAnsi="Times New Roman" w:cs="Times New Roman"/>
+          <w:sz w:val="24"/>
+          <w:szCs w:val="24"/>
+          <w:lang w:eastAsia="fr-FR"/>
+          <w14:ligatures w14:val="none"/>
+        </w:rPr>
+        <w:t xml:space="preserve">Le sous-dépassement survient quand un résultat est trop petit pour être représenté, et l’epsilon machine représente la plus petite variation détectable entre deux </w:t>
+      </w:r>
+      <w:proofErr w:type="spellStart"/>
+      <w:r>
+        <w:rPr>
+          <w:rFonts w:ascii="Courier New" w:eastAsia="Times New Roman" w:hAnsi="Courier New" w:cs="Courier New"/>
+          <w:sz w:val="20"/>
+          <w:szCs w:val="20"/>
+          <w:lang w:eastAsia="fr-FR"/>
+          <w14:ligatures w14:val="none"/>
+        </w:rPr>
+        <w:t>float</w:t>
+      </w:r>
+      <w:proofErr w:type="spellEnd"/>
+      <w:r>
+        <w:rPr>
+          <w:rFonts w:ascii="Times New Roman" w:eastAsia="Times New Roman" w:hAnsi="Times New Roman" w:cs="Times New Roman"/>
+          <w:sz w:val="24"/>
+          <w:szCs w:val="24"/>
+          <w:lang w:eastAsia="fr-FR"/>
+          <w14:ligatures w14:val="none"/>
+        </w:rPr>
+        <w:t xml:space="preserve"> — elle définit la limite de précision de la machine.</w:t>
+      </w:r>
+    </w:p>
+    <w:p>
+      <w:pPr>
+        <w:pStyle w:val="Paragraphedeliste"/>
+        <w:numPr>
+          <w:ilvl w:val="0"/>
+          <w:numId w:val="2"/>
+        </w:numPr>
+        <w:rPr>
+          <w:rFonts w:ascii="Times New Roman" w:eastAsia="Times New Roman" w:hAnsi="Times New Roman" w:cs="Times New Roman"/>
+          <w:sz w:val="24"/>
+          <w:szCs w:val="24"/>
+          <w:lang w:eastAsia="fr-FR"/>
+          <w14:ligatures w14:val="none"/>
+        </w:rPr>
+      </w:pPr>
+      <w:proofErr w:type="spellStart"/>
+      <w:r>
+        <w:rPr>
+          <w:rFonts w:ascii="Times New Roman" w:eastAsia="Times New Roman" w:hAnsi="Times New Roman" w:cs="Times New Roman"/>
+          <w:sz w:val="24"/>
+          <w:szCs w:val="24"/>
+          <w:lang w:eastAsia="fr-FR"/>
+          <w14:ligatures w14:val="none"/>
+        </w:rPr>
+        <w:t>Other</w:t>
+      </w:r>
+      <w:proofErr w:type="spellEnd"/>
+      <w:r>
+        <w:rPr>
+          <w:rFonts w:ascii="Times New Roman" w:eastAsia="Times New Roman" w:hAnsi="Times New Roman" w:cs="Times New Roman"/>
+          <w:sz w:val="24"/>
+          <w:szCs w:val="24"/>
+          <w:lang w:eastAsia="fr-FR"/>
+          <w14:ligatures w14:val="none"/>
+        </w:rPr>
+        <w:t xml:space="preserve"> </w:t>
+      </w:r>
+      <w:proofErr w:type="spellStart"/>
+      <w:r>
+        <w:rPr>
+          <w:rFonts w:ascii="Times New Roman" w:eastAsia="Times New Roman" w:hAnsi="Times New Roman" w:cs="Times New Roman"/>
+          <w:sz w:val="24"/>
+          <w:szCs w:val="24"/>
+          <w:lang w:eastAsia="fr-FR"/>
+          <w14:ligatures w14:val="none"/>
+        </w:rPr>
+        <w:t>float</w:t>
+      </w:r>
+      <w:proofErr w:type="spellEnd"/>
+      <w:r>
+        <w:rPr>
+          <w:rFonts w:ascii="Times New Roman" w:eastAsia="Times New Roman" w:hAnsi="Times New Roman" w:cs="Times New Roman"/>
+          <w:sz w:val="24"/>
+          <w:szCs w:val="24"/>
+          <w:lang w:eastAsia="fr-FR"/>
+          <w14:ligatures w14:val="none"/>
+        </w:rPr>
+        <w:t xml:space="preserve"> types in </w:t>
+      </w:r>
+      <w:proofErr w:type="spellStart"/>
+      <w:r>
+        <w:rPr>
+          <w:rFonts w:ascii="Times New Roman" w:eastAsia="Times New Roman" w:hAnsi="Times New Roman" w:cs="Times New Roman"/>
+          <w:sz w:val="24"/>
+          <w:szCs w:val="24"/>
+          <w:lang w:eastAsia="fr-FR"/>
+          <w14:ligatures w14:val="none"/>
+        </w:rPr>
+        <w:t>NumPy</w:t>
+      </w:r>
+      <w:proofErr w:type="spellEnd"/>
+    </w:p>
+    <w:p>
+      <w:pPr>
+        <w:pStyle w:val="Paragraphedeliste"/>
+        <w:ind w:left="1416"/>
+        <w:rPr>
+          <w:rFonts w:ascii="Times New Roman" w:eastAsia="Times New Roman" w:hAnsi="Times New Roman" w:cs="Times New Roman"/>
+          <w:sz w:val="24"/>
+          <w:szCs w:val="24"/>
+          <w:lang w:eastAsia="fr-FR"/>
+          <w14:ligatures w14:val="none"/>
+        </w:rPr>
+      </w:pPr>
+      <w:proofErr w:type="spellStart"/>
+      <w:r>
+        <w:rPr>
+          <w:rFonts w:ascii="Times New Roman" w:eastAsia="Times New Roman" w:hAnsi="Times New Roman" w:cs="Times New Roman"/>
+          <w:sz w:val="24"/>
+          <w:szCs w:val="24"/>
+          <w:lang w:eastAsia="fr-FR"/>
+          <w14:ligatures w14:val="none"/>
+        </w:rPr>
+        <w:t>NumPy</w:t>
+      </w:r>
+      <w:proofErr w:type="spellEnd"/>
+      <w:r>
+        <w:rPr>
+          <w:rFonts w:ascii="Times New Roman" w:eastAsia="Times New Roman" w:hAnsi="Times New Roman" w:cs="Times New Roman"/>
+          <w:sz w:val="24"/>
+          <w:szCs w:val="24"/>
+          <w:lang w:eastAsia="fr-FR"/>
+          <w14:ligatures w14:val="none"/>
+        </w:rPr>
+        <w:t xml:space="preserve"> fournit des types float32 (simple précision) et float64 (double précision), avec une précision respective d’environ 6 et 15 chiffres décimaux, que l’on peut inspecter à l’aide de </w:t>
+      </w:r>
+      <w:proofErr w:type="spellStart"/>
+      <w:r>
+        <w:rPr>
+          <w:rFonts w:ascii="Times New Roman" w:eastAsia="Times New Roman" w:hAnsi="Times New Roman" w:cs="Times New Roman"/>
+          <w:sz w:val="24"/>
+          <w:szCs w:val="24"/>
+          <w:lang w:eastAsia="fr-FR"/>
+          <w14:ligatures w14:val="none"/>
+        </w:rPr>
+        <w:t>finfo</w:t>
+      </w:r>
+      <w:proofErr w:type="spellEnd"/>
+      <w:r>
+        <w:rPr>
+          <w:rFonts w:ascii="Times New Roman" w:eastAsia="Times New Roman" w:hAnsi="Times New Roman" w:cs="Times New Roman"/>
+          <w:sz w:val="24"/>
+          <w:szCs w:val="24"/>
+          <w:lang w:eastAsia="fr-FR"/>
+          <w14:ligatures w14:val="none"/>
+        </w:rPr>
+        <w:t>.</w:t>
+      </w:r>
+    </w:p>
+    <w:p>
+      <w:pPr>
+        <w:pStyle w:val="Paragraphedeliste"/>
+        <w:ind w:left="1416"/>
+        <w:rPr>
+          <w:rFonts w:ascii="Times New Roman" w:eastAsia="Times New Roman" w:hAnsi="Times New Roman" w:cs="Times New Roman"/>
+          <w:sz w:val="24"/>
+          <w:szCs w:val="24"/>
+          <w:lang w:eastAsia="fr-FR"/>
+          <w14:ligatures w14:val="none"/>
+        </w:rPr>
+      </w:pPr>
+    </w:p>
+    <w:p>
+      <w:pPr>
+        <w:pStyle w:val="Paragraphedeliste"/>
+        <w:ind w:left="1416"/>
+        <w:rPr>
+          <w:rFonts w:ascii="Times New Roman" w:eastAsia="Times New Roman" w:hAnsi="Times New Roman" w:cs="Times New Roman"/>
+          <w:sz w:val="24"/>
+          <w:szCs w:val="24"/>
+          <w:lang w:eastAsia="fr-FR"/>
+          <w14:ligatures w14:val="none"/>
+        </w:rPr>
+      </w:pPr>
+    </w:p>
+    <w:p>
+      <w:pPr>
+        <w:pStyle w:val="Paragraphedeliste"/>
+        <w:numPr>
+          <w:ilvl w:val="0"/>
+          <w:numId w:val="4"/>
+        </w:numPr>
+        <w:rPr>
+          <w:rFonts w:ascii="Times New Roman" w:eastAsia="Times New Roman" w:hAnsi="Times New Roman" w:cs="Times New Roman"/>
+          <w:sz w:val="24"/>
+          <w:szCs w:val="24"/>
+          <w:lang w:eastAsia="fr-FR"/>
+          <w14:ligatures w14:val="none"/>
+        </w:rPr>
+      </w:pPr>
+      <w:proofErr w:type="spellStart"/>
+      <w:r>
+        <w:rPr>
+          <w:rFonts w:ascii="Times New Roman" w:eastAsia="Times New Roman" w:hAnsi="Times New Roman" w:cs="Times New Roman"/>
+          <w:sz w:val="24"/>
+          <w:szCs w:val="24"/>
+          <w:lang w:eastAsia="fr-FR"/>
+          <w14:ligatures w14:val="none"/>
+        </w:rPr>
+        <w:lastRenderedPageBreak/>
+        <w:t>Complex</w:t>
+      </w:r>
+      <w:proofErr w:type="spellEnd"/>
+      <w:r>
+        <w:rPr>
+          <w:rFonts w:ascii="Times New Roman" w:eastAsia="Times New Roman" w:hAnsi="Times New Roman" w:cs="Times New Roman"/>
+          <w:sz w:val="24"/>
+          <w:szCs w:val="24"/>
+          <w:lang w:eastAsia="fr-FR"/>
+          <w14:ligatures w14:val="none"/>
+        </w:rPr>
+        <w:t xml:space="preserve"> </w:t>
+      </w:r>
+      <w:proofErr w:type="spellStart"/>
+      <w:r>
+        <w:rPr>
+          <w:rFonts w:ascii="Times New Roman" w:eastAsia="Times New Roman" w:hAnsi="Times New Roman" w:cs="Times New Roman"/>
+          <w:sz w:val="24"/>
+          <w:szCs w:val="24"/>
+          <w:lang w:eastAsia="fr-FR"/>
+          <w14:ligatures w14:val="none"/>
         </w:rPr>
         <w:t>numbers</w:t>
       </w:r>
@@ -360,63 +1030,2527 @@
     </w:p>
     <w:p>
       <w:pPr>
-        <w:rPr>
-          <w:sz w:val="24"/>
-          <w:szCs w:val="24"/>
-        </w:rPr>
-      </w:pPr>
-      <w:r>
-        <w:rPr>
-          <w:sz w:val="24"/>
-          <w:szCs w:val="24"/>
-        </w:rPr>
-        <w:t xml:space="preserve">              </w:t>
-      </w:r>
-      <w:r>
-        <w:rPr>
-          <w:sz w:val="24"/>
-          <w:szCs w:val="24"/>
+        <w:pStyle w:val="Paragraphedeliste"/>
+        <w:ind w:left="1416"/>
+        <w:rPr>
+          <w:sz w:val="24"/>
+          <w:szCs w:val="24"/>
+        </w:rPr>
+      </w:pPr>
+      <w:proofErr w:type="gramStart"/>
+      <w:r>
+        <w:rPr>
+          <w:sz w:val="24"/>
+          <w:szCs w:val="24"/>
+        </w:rPr>
+        <w:t>les</w:t>
+      </w:r>
+      <w:proofErr w:type="gramEnd"/>
+      <w:r>
+        <w:rPr>
+          <w:sz w:val="24"/>
+          <w:szCs w:val="24"/>
+        </w:rPr>
+        <w:t xml:space="preserve"> nombres complexes s’écrivent avec j pour la partie imaginaire (ex : 3 + 4j), et permettent des opérations mathématiques utiles en science et en ingénierie.</w:t>
+      </w:r>
+    </w:p>
+    <w:p>
+      <w:pPr>
+        <w:pStyle w:val="Paragraphedeliste"/>
+        <w:ind w:left="1416"/>
+        <w:rPr>
+          <w:sz w:val="24"/>
+          <w:szCs w:val="24"/>
+        </w:rPr>
+      </w:pPr>
+    </w:p>
+    <w:p>
+      <w:pPr>
+        <w:pStyle w:val="Paragraphedeliste"/>
+        <w:numPr>
+          <w:ilvl w:val="0"/>
+          <w:numId w:val="2"/>
+        </w:numPr>
+        <w:rPr>
+          <w:sz w:val="24"/>
+          <w:szCs w:val="24"/>
+        </w:rPr>
+      </w:pPr>
+      <w:proofErr w:type="spellStart"/>
+      <w:r>
+        <w:rPr>
+          <w:sz w:val="24"/>
+          <w:szCs w:val="24"/>
+        </w:rPr>
+        <w:t>Complex</w:t>
+      </w:r>
+      <w:proofErr w:type="spellEnd"/>
+      <w:r>
+        <w:rPr>
+          <w:sz w:val="24"/>
+          <w:szCs w:val="24"/>
+        </w:rPr>
+        <w:t xml:space="preserve"> </w:t>
+      </w:r>
+      <w:proofErr w:type="spellStart"/>
+      <w:r>
+        <w:rPr>
+          <w:sz w:val="24"/>
+          <w:szCs w:val="24"/>
+        </w:rPr>
+        <w:t>numbers</w:t>
+      </w:r>
+      <w:proofErr w:type="spellEnd"/>
+      <w:r>
+        <w:rPr>
+          <w:sz w:val="24"/>
+          <w:szCs w:val="24"/>
+        </w:rPr>
+        <w:t xml:space="preserve"> in </w:t>
+      </w:r>
+      <w:proofErr w:type="spellStart"/>
+      <w:r>
+        <w:rPr>
+          <w:sz w:val="24"/>
+          <w:szCs w:val="24"/>
+        </w:rPr>
+        <w:t>mathematics</w:t>
+      </w:r>
+      <w:proofErr w:type="spellEnd"/>
+    </w:p>
+    <w:p>
+      <w:pPr>
+        <w:ind w:left="1416"/>
+        <w:rPr>
+          <w:sz w:val="24"/>
+          <w:szCs w:val="24"/>
+        </w:rPr>
+      </w:pPr>
+      <w:r>
+        <w:rPr>
+          <w:sz w:val="24"/>
+          <w:szCs w:val="24"/>
+        </w:rPr>
+        <w:t>Un nombre complexe s’écrit z = a + bi, son conjugué est a - bi, et s’il n’a pas de partie réelle (a = 0), c’est un nombre purement imaginaire.</w:t>
+      </w:r>
+    </w:p>
+    <w:p>
+      <w:pPr>
+        <w:pStyle w:val="Paragraphedeliste"/>
+        <w:numPr>
+          <w:ilvl w:val="0"/>
+          <w:numId w:val="2"/>
+        </w:numPr>
+        <w:rPr>
+          <w:sz w:val="24"/>
+          <w:szCs w:val="24"/>
+        </w:rPr>
+      </w:pPr>
+      <w:r>
+        <w:rPr>
+          <w:sz w:val="24"/>
+          <w:szCs w:val="24"/>
+        </w:rPr>
+        <w:t>The j notation</w:t>
+      </w:r>
+    </w:p>
+    <w:p>
+      <w:pPr>
+        <w:pStyle w:val="Paragraphedeliste"/>
+        <w:ind w:left="1416"/>
+        <w:rPr>
+          <w:sz w:val="24"/>
+          <w:szCs w:val="24"/>
+        </w:rPr>
+      </w:pPr>
+      <w:r>
+        <w:rPr>
+          <w:sz w:val="24"/>
+          <w:szCs w:val="24"/>
+        </w:rPr>
+        <w:t xml:space="preserve">En Python, on écrit la partie imaginaire avec le suffixe j (ex. 5.2j), et non comme un produit ; pour obtenir le conjugué, on utilise la </w:t>
+      </w:r>
+      <w:proofErr w:type="gramStart"/>
+      <w:r>
+        <w:rPr>
+          <w:sz w:val="24"/>
+          <w:szCs w:val="24"/>
+        </w:rPr>
+        <w:t>méthode .</w:t>
+      </w:r>
+      <w:proofErr w:type="spellStart"/>
+      <w:r>
+        <w:rPr>
+          <w:sz w:val="24"/>
+          <w:szCs w:val="24"/>
+        </w:rPr>
+        <w:t>conjugate</w:t>
+      </w:r>
+      <w:proofErr w:type="spellEnd"/>
+      <w:proofErr w:type="gramEnd"/>
+      <w:r>
+        <w:rPr>
+          <w:sz w:val="24"/>
+          <w:szCs w:val="24"/>
+        </w:rPr>
+        <w:t>()</w:t>
+      </w:r>
+    </w:p>
+    <w:p>
+      <w:pPr>
+        <w:pStyle w:val="Paragraphedeliste"/>
+        <w:ind w:left="1416"/>
+        <w:rPr>
+          <w:sz w:val="24"/>
+          <w:szCs w:val="24"/>
+        </w:rPr>
+      </w:pPr>
+    </w:p>
+    <w:p>
+      <w:pPr>
+        <w:pStyle w:val="Paragraphedeliste"/>
+        <w:numPr>
+          <w:ilvl w:val="0"/>
+          <w:numId w:val="2"/>
+        </w:numPr>
+        <w:rPr>
+          <w:sz w:val="24"/>
+          <w:szCs w:val="24"/>
+        </w:rPr>
+      </w:pPr>
+      <w:r>
+        <w:rPr>
+          <w:sz w:val="24"/>
+          <w:szCs w:val="24"/>
+        </w:rPr>
+        <w:t xml:space="preserve">Real and </w:t>
+      </w:r>
+      <w:proofErr w:type="spellStart"/>
+      <w:r>
+        <w:rPr>
+          <w:sz w:val="24"/>
+          <w:szCs w:val="24"/>
+        </w:rPr>
+        <w:t>imaginary</w:t>
+      </w:r>
+      <w:proofErr w:type="spellEnd"/>
+      <w:r>
+        <w:rPr>
+          <w:sz w:val="24"/>
+          <w:szCs w:val="24"/>
+        </w:rPr>
+        <w:t xml:space="preserve"> parts</w:t>
+      </w:r>
+    </w:p>
+    <w:p>
+      <w:pPr>
+        <w:pStyle w:val="Paragraphedeliste"/>
+        <w:rPr>
+          <w:sz w:val="24"/>
+          <w:szCs w:val="24"/>
+        </w:rPr>
+      </w:pPr>
+      <w:r>
+        <w:rPr>
+          <w:sz w:val="24"/>
+          <w:szCs w:val="24"/>
+        </w:rPr>
+        <w:t>En Python</w:t>
+      </w:r>
+      <w:proofErr w:type="gramStart"/>
+      <w:r>
+        <w:rPr>
+          <w:sz w:val="24"/>
+          <w:szCs w:val="24"/>
+        </w:rPr>
+        <w:t>, .real, .</w:t>
+      </w:r>
+      <w:proofErr w:type="spellStart"/>
+      <w:r>
+        <w:rPr>
+          <w:sz w:val="24"/>
+          <w:szCs w:val="24"/>
+        </w:rPr>
+        <w:t>imag</w:t>
+      </w:r>
+      <w:proofErr w:type="spellEnd"/>
+      <w:proofErr w:type="gramEnd"/>
+      <w:r>
+        <w:rPr>
+          <w:sz w:val="24"/>
+          <w:szCs w:val="24"/>
+        </w:rPr>
+        <w:t xml:space="preserve"> </w:t>
+      </w:r>
+      <w:proofErr w:type="gramStart"/>
+      <w:r>
+        <w:rPr>
+          <w:sz w:val="24"/>
+          <w:szCs w:val="24"/>
+        </w:rPr>
+        <w:t>et .</w:t>
+      </w:r>
+      <w:proofErr w:type="spellStart"/>
+      <w:r>
+        <w:rPr>
+          <w:sz w:val="24"/>
+          <w:szCs w:val="24"/>
+        </w:rPr>
+        <w:t>conjugate</w:t>
+      </w:r>
+      <w:proofErr w:type="spellEnd"/>
+      <w:proofErr w:type="gramEnd"/>
+      <w:r>
+        <w:rPr>
+          <w:sz w:val="24"/>
+          <w:szCs w:val="24"/>
+        </w:rPr>
+        <w:t xml:space="preserve">() permettent de manipuler les composantes des nombres complexes, et on peut visualiser les racines de l’unité sur le cercle complexe avec </w:t>
+      </w:r>
+      <w:proofErr w:type="spellStart"/>
+      <w:r>
+        <w:rPr>
+          <w:sz w:val="24"/>
+          <w:szCs w:val="24"/>
+        </w:rPr>
+        <w:t>matplotlib</w:t>
+      </w:r>
+      <w:proofErr w:type="spellEnd"/>
+      <w:r>
+        <w:rPr>
+          <w:sz w:val="24"/>
+          <w:szCs w:val="24"/>
+        </w:rPr>
+        <w:t>.</w:t>
+      </w:r>
+    </w:p>
+    <w:p>
+      <w:pPr>
+        <w:rPr>
+          <w:b/>
+          <w:bCs/>
+          <w:color w:val="EE0000"/>
+          <w:sz w:val="36"/>
+          <w:szCs w:val="36"/>
+        </w:rPr>
+      </w:pPr>
+    </w:p>
+    <w:p>
+      <w:pPr>
+        <w:rPr>
+          <w:b/>
+          <w:bCs/>
+          <w:color w:val="EE0000"/>
+          <w:sz w:val="36"/>
+          <w:szCs w:val="36"/>
+        </w:rPr>
+      </w:pPr>
+      <w:proofErr w:type="spellStart"/>
+      <w:r>
+        <w:rPr>
+          <w:b/>
+          <w:bCs/>
+          <w:color w:val="EE0000"/>
+          <w:sz w:val="36"/>
+          <w:szCs w:val="36"/>
+        </w:rPr>
+        <w:t>Booleans</w:t>
+      </w:r>
+      <w:proofErr w:type="spellEnd"/>
+    </w:p>
+    <w:p>
+      <w:pPr>
+        <w:rPr>
+          <w:color w:val="000000" w:themeColor="text1"/>
+          <w:sz w:val="28"/>
+          <w:szCs w:val="28"/>
+        </w:rPr>
+      </w:pPr>
+      <w:r>
+        <w:rPr>
+          <w:color w:val="000000" w:themeColor="text1"/>
+          <w:sz w:val="28"/>
+          <w:szCs w:val="28"/>
+        </w:rPr>
+        <w:t xml:space="preserve">Le type booléen permet de représenter deux états logiques : </w:t>
+      </w:r>
+      <w:proofErr w:type="spellStart"/>
+      <w:r>
+        <w:rPr>
+          <w:color w:val="000000" w:themeColor="text1"/>
+          <w:sz w:val="28"/>
+          <w:szCs w:val="28"/>
+        </w:rPr>
+        <w:t>True</w:t>
+      </w:r>
+      <w:proofErr w:type="spellEnd"/>
+      <w:r>
+        <w:rPr>
+          <w:color w:val="000000" w:themeColor="text1"/>
+          <w:sz w:val="28"/>
+          <w:szCs w:val="28"/>
+        </w:rPr>
+        <w:t xml:space="preserve"> (vrai) et False (faux).</w:t>
+      </w:r>
+    </w:p>
+    <w:p>
+      <w:pPr>
+        <w:pStyle w:val="Paragraphedeliste"/>
+        <w:numPr>
+          <w:ilvl w:val="0"/>
+          <w:numId w:val="5"/>
+        </w:numPr>
+        <w:rPr>
+          <w:sz w:val="32"/>
+          <w:szCs w:val="32"/>
+        </w:rPr>
+      </w:pPr>
+      <w:r>
+        <w:rPr>
+          <w:sz w:val="32"/>
+          <w:szCs w:val="32"/>
+        </w:rPr>
+        <w:t xml:space="preserve">Boolean </w:t>
+      </w:r>
+      <w:proofErr w:type="spellStart"/>
+      <w:r>
+        <w:rPr>
+          <w:sz w:val="32"/>
+          <w:szCs w:val="32"/>
+        </w:rPr>
+        <w:t>operators</w:t>
+      </w:r>
+      <w:proofErr w:type="spellEnd"/>
+      <w:r>
+        <w:rPr>
+          <w:sz w:val="32"/>
+          <w:szCs w:val="32"/>
+        </w:rPr>
+        <w:t> :</w:t>
+      </w:r>
+    </w:p>
+    <w:p>
+      <w:pPr>
+        <w:pStyle w:val="Paragraphedeliste"/>
+        <w:ind w:left="1440"/>
+        <w:rPr>
+          <w:sz w:val="28"/>
+          <w:szCs w:val="28"/>
+        </w:rPr>
+      </w:pPr>
+      <w:r>
+        <w:rPr>
+          <w:sz w:val="28"/>
+          <w:szCs w:val="28"/>
+        </w:rPr>
+        <w:t>Les mots clés and, or, not servent à faire des tests logiques.</w:t>
+      </w:r>
+    </w:p>
+    <w:p>
+      <w:pPr>
+        <w:pStyle w:val="Paragraphedeliste"/>
+        <w:numPr>
+          <w:ilvl w:val="0"/>
+          <w:numId w:val="6"/>
+        </w:numPr>
+        <w:tabs>
+          <w:tab w:val="clear" w:pos="720"/>
+          <w:tab w:val="num" w:pos="1428"/>
+        </w:tabs>
+        <w:ind w:left="1428"/>
+        <w:rPr>
+          <w:sz w:val="28"/>
+          <w:szCs w:val="28"/>
+        </w:rPr>
+      </w:pPr>
+      <w:proofErr w:type="gramStart"/>
+      <w:r>
+        <w:rPr>
+          <w:sz w:val="28"/>
+          <w:szCs w:val="28"/>
+        </w:rPr>
+        <w:t>and</w:t>
+      </w:r>
+      <w:proofErr w:type="gramEnd"/>
+      <w:r>
+        <w:rPr>
+          <w:sz w:val="28"/>
+          <w:szCs w:val="28"/>
+        </w:rPr>
+        <w:t xml:space="preserve"> = les deux doivent être vrais.</w:t>
+      </w:r>
+    </w:p>
+    <w:p>
+      <w:pPr>
+        <w:pStyle w:val="Paragraphedeliste"/>
+        <w:numPr>
+          <w:ilvl w:val="0"/>
+          <w:numId w:val="6"/>
+        </w:numPr>
+        <w:tabs>
+          <w:tab w:val="clear" w:pos="720"/>
+          <w:tab w:val="num" w:pos="1428"/>
+        </w:tabs>
+        <w:ind w:left="1428"/>
+        <w:rPr>
+          <w:sz w:val="28"/>
+          <w:szCs w:val="28"/>
+        </w:rPr>
+      </w:pPr>
+      <w:proofErr w:type="gramStart"/>
+      <w:r>
+        <w:rPr>
+          <w:sz w:val="28"/>
+          <w:szCs w:val="28"/>
+        </w:rPr>
+        <w:t>or</w:t>
+      </w:r>
+      <w:proofErr w:type="gramEnd"/>
+      <w:r>
+        <w:rPr>
+          <w:sz w:val="28"/>
+          <w:szCs w:val="28"/>
+        </w:rPr>
+        <w:t xml:space="preserve"> = au moins un doit être vrai.</w:t>
+      </w:r>
+    </w:p>
+    <w:p>
+      <w:pPr>
+        <w:pStyle w:val="Paragraphedeliste"/>
+        <w:numPr>
+          <w:ilvl w:val="0"/>
+          <w:numId w:val="6"/>
+        </w:numPr>
+        <w:tabs>
+          <w:tab w:val="clear" w:pos="720"/>
+          <w:tab w:val="num" w:pos="1428"/>
+        </w:tabs>
+        <w:ind w:left="1428"/>
+        <w:rPr>
+          <w:sz w:val="28"/>
+          <w:szCs w:val="28"/>
+        </w:rPr>
+      </w:pPr>
+      <w:proofErr w:type="gramStart"/>
+      <w:r>
+        <w:rPr>
+          <w:sz w:val="28"/>
+          <w:szCs w:val="28"/>
+        </w:rPr>
+        <w:t>not</w:t>
+      </w:r>
+      <w:proofErr w:type="gramEnd"/>
+      <w:r>
+        <w:rPr>
+          <w:sz w:val="28"/>
+          <w:szCs w:val="28"/>
+        </w:rPr>
+        <w:t xml:space="preserve"> = inverse la valeur.</w:t>
+      </w:r>
+    </w:p>
+    <w:p>
+      <w:pPr>
+        <w:pStyle w:val="Paragraphedeliste"/>
+        <w:ind w:left="1428"/>
+        <w:rPr>
+          <w:sz w:val="28"/>
+          <w:szCs w:val="28"/>
+        </w:rPr>
+      </w:pPr>
+      <w:r>
+        <w:rPr>
+          <w:sz w:val="28"/>
+          <w:szCs w:val="28"/>
+        </w:rPr>
+        <w:t>Tu peux aussi écrire des comparaisons liées comme a &lt; b &lt; c (au lieu d’écrire deux fois and).</w:t>
+      </w:r>
+    </w:p>
+    <w:p>
+      <w:pPr>
+        <w:pStyle w:val="Paragraphedeliste"/>
+        <w:ind w:left="1428"/>
+        <w:rPr>
+          <w:sz w:val="28"/>
+          <w:szCs w:val="28"/>
+        </w:rPr>
+      </w:pPr>
+    </w:p>
+    <w:p>
+      <w:pPr>
+        <w:pStyle w:val="Paragraphedeliste"/>
+        <w:numPr>
+          <w:ilvl w:val="0"/>
+          <w:numId w:val="5"/>
+        </w:numPr>
+        <w:rPr>
+          <w:sz w:val="28"/>
+          <w:szCs w:val="28"/>
+        </w:rPr>
+      </w:pPr>
+      <w:r>
+        <w:rPr>
+          <w:sz w:val="28"/>
+          <w:szCs w:val="28"/>
+        </w:rPr>
+        <w:t>Boolean casting</w:t>
+      </w:r>
+    </w:p>
+    <w:p>
+      <w:pPr>
+        <w:pStyle w:val="Paragraphedeliste"/>
+        <w:ind w:left="1440"/>
+        <w:rPr>
+          <w:sz w:val="28"/>
+          <w:szCs w:val="28"/>
+        </w:rPr>
+      </w:pPr>
+      <w:proofErr w:type="spellStart"/>
+      <w:proofErr w:type="gramStart"/>
+      <w:r>
+        <w:rPr>
+          <w:sz w:val="28"/>
+          <w:szCs w:val="28"/>
+        </w:rPr>
+        <w:t>bool</w:t>
+      </w:r>
+      <w:proofErr w:type="spellEnd"/>
+      <w:r>
+        <w:rPr>
+          <w:sz w:val="28"/>
+          <w:szCs w:val="28"/>
+        </w:rPr>
+        <w:t>(</w:t>
+      </w:r>
+      <w:proofErr w:type="gramEnd"/>
+      <w:r>
+        <w:rPr>
+          <w:sz w:val="28"/>
+          <w:szCs w:val="28"/>
+        </w:rPr>
+        <w:t xml:space="preserve">) permet de convertir des objets Python en </w:t>
+      </w:r>
+      <w:proofErr w:type="spellStart"/>
+      <w:r>
+        <w:rPr>
+          <w:sz w:val="28"/>
+          <w:szCs w:val="28"/>
+        </w:rPr>
+        <w:t>True</w:t>
+      </w:r>
+      <w:proofErr w:type="spellEnd"/>
+      <w:r>
+        <w:rPr>
+          <w:sz w:val="28"/>
+          <w:szCs w:val="28"/>
+        </w:rPr>
+        <w:t xml:space="preserve"> ou False.</w:t>
+      </w:r>
+    </w:p>
+    <w:p>
+      <w:pPr>
+        <w:pStyle w:val="Paragraphedeliste"/>
+        <w:numPr>
+          <w:ilvl w:val="0"/>
+          <w:numId w:val="7"/>
+        </w:numPr>
+        <w:rPr>
+          <w:sz w:val="28"/>
+          <w:szCs w:val="28"/>
+        </w:rPr>
+      </w:pPr>
+      <w:r>
+        <w:rPr>
+          <w:sz w:val="28"/>
+          <w:szCs w:val="28"/>
+        </w:rPr>
+        <w:t>[], '', 0, () donnent False</w:t>
+      </w:r>
+    </w:p>
+    <w:p>
+      <w:pPr>
+        <w:pStyle w:val="Paragraphedeliste"/>
+        <w:numPr>
+          <w:ilvl w:val="0"/>
+          <w:numId w:val="7"/>
+        </w:numPr>
+        <w:rPr>
+          <w:sz w:val="28"/>
+          <w:szCs w:val="28"/>
+        </w:rPr>
+      </w:pPr>
+      <w:r>
+        <w:rPr>
+          <w:sz w:val="28"/>
+          <w:szCs w:val="28"/>
+        </w:rPr>
+        <w:t xml:space="preserve">Tout ce qui est non vide donne </w:t>
+      </w:r>
+      <w:proofErr w:type="spellStart"/>
+      <w:r>
+        <w:rPr>
+          <w:sz w:val="28"/>
+          <w:szCs w:val="28"/>
+        </w:rPr>
+        <w:t>True</w:t>
+      </w:r>
+      <w:proofErr w:type="spellEnd"/>
+    </w:p>
+    <w:p>
+      <w:pPr>
+        <w:pStyle w:val="Paragraphedeliste"/>
+        <w:numPr>
+          <w:ilvl w:val="0"/>
+          <w:numId w:val="7"/>
+        </w:numPr>
+        <w:rPr>
+          <w:sz w:val="28"/>
+          <w:szCs w:val="28"/>
+        </w:rPr>
+      </w:pPr>
+      <w:r>
+        <w:rPr>
+          <w:sz w:val="28"/>
+          <w:szCs w:val="28"/>
         </w:rPr>
         <w:t xml:space="preserve">Les </w:t>
       </w:r>
       <w:proofErr w:type="spellStart"/>
       <w:r>
         <w:rPr>
-          <w:sz w:val="24"/>
-          <w:szCs w:val="24"/>
-        </w:rPr>
-        <w:t>float</w:t>
+          <w:sz w:val="28"/>
+          <w:szCs w:val="28"/>
+        </w:rPr>
+        <w:t>arrays</w:t>
       </w:r>
       <w:proofErr w:type="spellEnd"/>
       <w:r>
         <w:rPr>
-          <w:sz w:val="24"/>
-          <w:szCs w:val="24"/>
-        </w:rPr>
-        <w:t xml:space="preserve"> en Python représentent des nombres rationnels avec une virgule flottant</w:t>
-      </w:r>
-      <w:r>
-        <w:rPr>
-          <w:sz w:val="24"/>
-          <w:szCs w:val="24"/>
+          <w:sz w:val="28"/>
+          <w:szCs w:val="28"/>
+        </w:rPr>
+        <w:t xml:space="preserve"> avec plusieurs éléments donnent une erreur</w:t>
+      </w:r>
+    </w:p>
+    <w:p>
+      <w:pPr>
+        <w:pStyle w:val="Paragraphedeliste"/>
+        <w:ind w:left="1428"/>
+        <w:rPr>
+          <w:sz w:val="28"/>
+          <w:szCs w:val="28"/>
+        </w:rPr>
+      </w:pPr>
+    </w:p>
+    <w:p>
+      <w:pPr>
+        <w:pStyle w:val="Paragraphedeliste"/>
+        <w:numPr>
+          <w:ilvl w:val="0"/>
+          <w:numId w:val="5"/>
+        </w:numPr>
+        <w:rPr>
+          <w:b/>
+          <w:bCs/>
+          <w:sz w:val="32"/>
+          <w:szCs w:val="32"/>
+        </w:rPr>
+      </w:pPr>
+      <w:proofErr w:type="spellStart"/>
+      <w:r>
+        <w:rPr>
+          <w:b/>
+          <w:bCs/>
+          <w:sz w:val="32"/>
+          <w:szCs w:val="32"/>
+        </w:rPr>
+        <w:t>Automatic</w:t>
+      </w:r>
+      <w:proofErr w:type="spellEnd"/>
+      <w:r>
+        <w:rPr>
+          <w:b/>
+          <w:bCs/>
+          <w:sz w:val="32"/>
+          <w:szCs w:val="32"/>
+        </w:rPr>
+        <w:t xml:space="preserve"> Boolean casting</w:t>
+      </w:r>
+    </w:p>
+    <w:p>
+      <w:pPr>
+        <w:pStyle w:val="Paragraphedeliste"/>
+        <w:ind w:left="1440"/>
+        <w:rPr>
+          <w:sz w:val="28"/>
+          <w:szCs w:val="28"/>
+        </w:rPr>
+      </w:pPr>
+      <w:r>
+        <w:rPr>
+          <w:sz w:val="28"/>
+          <w:szCs w:val="28"/>
+        </w:rPr>
+        <w:t xml:space="preserve">Quand tu écris if </w:t>
+      </w:r>
+      <w:proofErr w:type="gramStart"/>
+      <w:r>
+        <w:rPr>
+          <w:sz w:val="28"/>
+          <w:szCs w:val="28"/>
+        </w:rPr>
+        <w:t>valeur:,</w:t>
+      </w:r>
+      <w:proofErr w:type="gramEnd"/>
+      <w:r>
+        <w:rPr>
+          <w:sz w:val="28"/>
+          <w:szCs w:val="28"/>
+        </w:rPr>
+        <w:t xml:space="preserve"> Python </w:t>
+      </w:r>
+      <w:r>
+        <w:rPr>
+          <w:b/>
+          <w:bCs/>
+          <w:sz w:val="28"/>
+          <w:szCs w:val="28"/>
+        </w:rPr>
+        <w:t>convertit automatiquement</w:t>
+      </w:r>
+      <w:r>
+        <w:rPr>
+          <w:sz w:val="28"/>
+          <w:szCs w:val="28"/>
+        </w:rPr>
+        <w:t xml:space="preserve"> valeur en </w:t>
+      </w:r>
+      <w:proofErr w:type="spellStart"/>
+      <w:r>
+        <w:rPr>
+          <w:sz w:val="28"/>
+          <w:szCs w:val="28"/>
+        </w:rPr>
+        <w:t>True</w:t>
+      </w:r>
+      <w:proofErr w:type="spellEnd"/>
+      <w:r>
+        <w:rPr>
+          <w:sz w:val="28"/>
+          <w:szCs w:val="28"/>
+        </w:rPr>
+        <w:t xml:space="preserve"> ou False :</w:t>
+      </w:r>
+    </w:p>
+    <w:p>
+      <w:pPr>
+        <w:pStyle w:val="Paragraphedeliste"/>
+        <w:numPr>
+          <w:ilvl w:val="0"/>
+          <w:numId w:val="8"/>
+        </w:numPr>
+        <w:rPr>
+          <w:sz w:val="28"/>
+          <w:szCs w:val="28"/>
+        </w:rPr>
+      </w:pPr>
+      <w:r>
+        <w:rPr>
+          <w:sz w:val="28"/>
+          <w:szCs w:val="28"/>
+        </w:rPr>
+        <w:t>Si c’est vide ou 0 → False</w:t>
+      </w:r>
+    </w:p>
+    <w:p>
+      <w:pPr>
+        <w:pStyle w:val="Paragraphedeliste"/>
+        <w:numPr>
+          <w:ilvl w:val="0"/>
+          <w:numId w:val="8"/>
+        </w:numPr>
+        <w:rPr>
+          <w:sz w:val="28"/>
+          <w:szCs w:val="28"/>
+        </w:rPr>
+      </w:pPr>
+      <w:r>
+        <w:rPr>
+          <w:sz w:val="28"/>
+          <w:szCs w:val="28"/>
+        </w:rPr>
+        <w:t xml:space="preserve">Sinon → </w:t>
+      </w:r>
+      <w:proofErr w:type="spellStart"/>
+      <w:r>
+        <w:rPr>
+          <w:sz w:val="28"/>
+          <w:szCs w:val="28"/>
+        </w:rPr>
+        <w:t>True</w:t>
+      </w:r>
+      <w:proofErr w:type="spellEnd"/>
+    </w:p>
+    <w:p>
+      <w:pPr>
+        <w:pStyle w:val="Paragraphedeliste"/>
+        <w:ind w:left="1440"/>
+        <w:rPr>
+          <w:sz w:val="28"/>
+          <w:szCs w:val="28"/>
+        </w:rPr>
+      </w:pPr>
+      <w:r>
+        <w:rPr>
+          <w:sz w:val="28"/>
+          <w:szCs w:val="28"/>
+        </w:rPr>
+        <w:t>Tu peux l’utiliser avec des listes, des chaînes, des nombres</w:t>
+      </w:r>
+    </w:p>
+    <w:p>
+      <w:pPr>
+        <w:pStyle w:val="Paragraphedeliste"/>
+        <w:ind w:left="1440"/>
+        <w:rPr>
+          <w:sz w:val="28"/>
+          <w:szCs w:val="28"/>
+        </w:rPr>
+      </w:pPr>
+    </w:p>
+    <w:p>
+      <w:pPr>
+        <w:pStyle w:val="Paragraphedeliste"/>
+        <w:numPr>
+          <w:ilvl w:val="0"/>
+          <w:numId w:val="5"/>
+        </w:numPr>
+        <w:rPr>
+          <w:b/>
+          <w:bCs/>
+          <w:sz w:val="28"/>
+          <w:szCs w:val="28"/>
+          <w:lang w:val="en-US"/>
+        </w:rPr>
+      </w:pPr>
+      <w:r>
+        <w:rPr>
+          <w:b/>
+          <w:bCs/>
+          <w:sz w:val="28"/>
+          <w:szCs w:val="28"/>
+          <w:lang w:val="en-US"/>
+        </w:rPr>
+        <w:t xml:space="preserve">Return values of and </w:t>
+      </w:r>
+      <w:proofErr w:type="spellStart"/>
+      <w:r>
+        <w:rPr>
+          <w:b/>
+          <w:bCs/>
+          <w:sz w:val="28"/>
+          <w:szCs w:val="28"/>
+          <w:lang w:val="en-US"/>
+        </w:rPr>
+        <w:t>and</w:t>
+      </w:r>
+      <w:proofErr w:type="spellEnd"/>
+      <w:r>
+        <w:rPr>
+          <w:b/>
+          <w:bCs/>
+          <w:sz w:val="28"/>
+          <w:szCs w:val="28"/>
+          <w:lang w:val="en-US"/>
+        </w:rPr>
+        <w:t xml:space="preserve"> or</w:t>
+      </w:r>
+    </w:p>
+    <w:p>
+      <w:pPr>
+        <w:pStyle w:val="Paragraphedeliste"/>
+        <w:numPr>
+          <w:ilvl w:val="0"/>
+          <w:numId w:val="9"/>
+        </w:numPr>
+        <w:spacing w:before="100" w:beforeAutospacing="1" w:after="100" w:afterAutospacing="1" w:line="240" w:lineRule="auto"/>
+        <w:rPr>
+          <w:rFonts w:eastAsia="Times New Roman" w:cs="Times New Roman"/>
+          <w:sz w:val="24"/>
+          <w:szCs w:val="24"/>
+          <w:lang w:eastAsia="fr-FR"/>
+          <w14:ligatures w14:val="none"/>
+        </w:rPr>
+      </w:pPr>
+      <w:proofErr w:type="gramStart"/>
+      <w:r>
+        <w:rPr>
+          <w:rFonts w:eastAsia="Times New Roman" w:cs="Courier New"/>
+          <w:sz w:val="20"/>
+          <w:szCs w:val="20"/>
+          <w:lang w:eastAsia="fr-FR"/>
+          <w14:ligatures w14:val="none"/>
+        </w:rPr>
+        <w:t>and</w:t>
+      </w:r>
+      <w:proofErr w:type="gramEnd"/>
+      <w:r>
+        <w:rPr>
+          <w:rFonts w:eastAsia="Times New Roman" w:cs="Times New Roman"/>
+          <w:sz w:val="24"/>
+          <w:szCs w:val="24"/>
+          <w:lang w:eastAsia="fr-FR"/>
+          <w14:ligatures w14:val="none"/>
+        </w:rPr>
+        <w:t xml:space="preserve"> retourne le </w:t>
+      </w:r>
+      <w:r>
+        <w:rPr>
+          <w:rFonts w:eastAsia="Times New Roman" w:cs="Times New Roman"/>
+          <w:b/>
+          <w:bCs/>
+          <w:sz w:val="24"/>
+          <w:szCs w:val="24"/>
+          <w:lang w:eastAsia="fr-FR"/>
+          <w14:ligatures w14:val="none"/>
+        </w:rPr>
+        <w:t>premier faux</w:t>
+      </w:r>
+      <w:r>
+        <w:rPr>
+          <w:rFonts w:eastAsia="Times New Roman" w:cs="Times New Roman"/>
+          <w:sz w:val="24"/>
+          <w:szCs w:val="24"/>
+          <w:lang w:eastAsia="fr-FR"/>
+          <w14:ligatures w14:val="none"/>
+        </w:rPr>
+        <w:t xml:space="preserve"> trouvé, sinon le </w:t>
+      </w:r>
+      <w:r>
+        <w:rPr>
+          <w:rFonts w:eastAsia="Times New Roman" w:cs="Times New Roman"/>
+          <w:b/>
+          <w:bCs/>
+          <w:sz w:val="24"/>
+          <w:szCs w:val="24"/>
+          <w:lang w:eastAsia="fr-FR"/>
+          <w14:ligatures w14:val="none"/>
+        </w:rPr>
+        <w:t>dernier vrai</w:t>
+      </w:r>
+      <w:r>
+        <w:rPr>
+          <w:rFonts w:eastAsia="Times New Roman" w:cs="Times New Roman"/>
+          <w:sz w:val="24"/>
+          <w:szCs w:val="24"/>
+          <w:lang w:eastAsia="fr-FR"/>
+          <w14:ligatures w14:val="none"/>
+        </w:rPr>
+        <w:t>.</w:t>
+      </w:r>
+    </w:p>
+    <w:p>
+      <w:pPr>
+        <w:pStyle w:val="Paragraphedeliste"/>
+        <w:numPr>
+          <w:ilvl w:val="0"/>
+          <w:numId w:val="9"/>
+        </w:numPr>
+        <w:spacing w:before="100" w:beforeAutospacing="1" w:after="100" w:afterAutospacing="1" w:line="240" w:lineRule="auto"/>
+        <w:rPr>
+          <w:rFonts w:eastAsia="Times New Roman" w:cs="Times New Roman"/>
+          <w:sz w:val="24"/>
+          <w:szCs w:val="24"/>
+          <w:lang w:eastAsia="fr-FR"/>
+          <w14:ligatures w14:val="none"/>
+        </w:rPr>
+      </w:pPr>
+      <w:proofErr w:type="gramStart"/>
+      <w:r>
+        <w:rPr>
+          <w:rFonts w:eastAsia="Times New Roman" w:cs="Courier New"/>
+          <w:sz w:val="20"/>
+          <w:szCs w:val="20"/>
+          <w:lang w:eastAsia="fr-FR"/>
+          <w14:ligatures w14:val="none"/>
+        </w:rPr>
+        <w:t>or</w:t>
+      </w:r>
+      <w:proofErr w:type="gramEnd"/>
+      <w:r>
+        <w:rPr>
+          <w:rFonts w:eastAsia="Times New Roman" w:cs="Times New Roman"/>
+          <w:sz w:val="24"/>
+          <w:szCs w:val="24"/>
+          <w:lang w:eastAsia="fr-FR"/>
+          <w14:ligatures w14:val="none"/>
+        </w:rPr>
+        <w:t xml:space="preserve"> retourne le </w:t>
+      </w:r>
+      <w:r>
+        <w:rPr>
+          <w:rFonts w:eastAsia="Times New Roman" w:cs="Times New Roman"/>
+          <w:b/>
+          <w:bCs/>
+          <w:sz w:val="24"/>
+          <w:szCs w:val="24"/>
+          <w:lang w:eastAsia="fr-FR"/>
+          <w14:ligatures w14:val="none"/>
+        </w:rPr>
+        <w:t>premier vrai</w:t>
+      </w:r>
+      <w:r>
+        <w:rPr>
+          <w:rFonts w:eastAsia="Times New Roman" w:cs="Times New Roman"/>
+          <w:sz w:val="24"/>
+          <w:szCs w:val="24"/>
+          <w:lang w:eastAsia="fr-FR"/>
+          <w14:ligatures w14:val="none"/>
+        </w:rPr>
+        <w:t xml:space="preserve"> trouvé, sinon le </w:t>
+      </w:r>
+      <w:r>
+        <w:rPr>
+          <w:rFonts w:eastAsia="Times New Roman" w:cs="Times New Roman"/>
+          <w:b/>
+          <w:bCs/>
+          <w:sz w:val="24"/>
+          <w:szCs w:val="24"/>
+          <w:lang w:eastAsia="fr-FR"/>
+          <w14:ligatures w14:val="none"/>
+        </w:rPr>
+        <w:t>dernier faux</w:t>
+      </w:r>
+      <w:r>
+        <w:rPr>
+          <w:rFonts w:eastAsia="Times New Roman" w:cs="Times New Roman"/>
+          <w:sz w:val="24"/>
+          <w:szCs w:val="24"/>
+          <w:lang w:eastAsia="fr-FR"/>
+          <w14:ligatures w14:val="none"/>
+        </w:rPr>
+        <w:t>.</w:t>
+      </w:r>
+    </w:p>
+    <w:p>
+      <w:pPr>
+        <w:pStyle w:val="Paragraphedeliste"/>
+        <w:numPr>
+          <w:ilvl w:val="0"/>
+          <w:numId w:val="9"/>
+        </w:numPr>
+        <w:spacing w:before="100" w:beforeAutospacing="1" w:after="100" w:afterAutospacing="1" w:line="240" w:lineRule="auto"/>
+        <w:rPr>
+          <w:rFonts w:eastAsia="Times New Roman" w:cs="Times New Roman"/>
+          <w:sz w:val="24"/>
+          <w:szCs w:val="24"/>
+          <w:lang w:eastAsia="fr-FR"/>
+          <w14:ligatures w14:val="none"/>
+        </w:rPr>
+      </w:pPr>
+      <w:r>
+        <w:rPr>
+          <w:rFonts w:eastAsia="Times New Roman" w:cs="Times New Roman"/>
+          <w:sz w:val="24"/>
+          <w:szCs w:val="24"/>
+          <w:lang w:eastAsia="fr-FR"/>
+          <w14:ligatures w14:val="none"/>
+        </w:rPr>
+        <w:t xml:space="preserve">Ils ne retournent pas forcément </w:t>
+      </w:r>
+      <w:proofErr w:type="spellStart"/>
+      <w:r>
+        <w:rPr>
+          <w:rFonts w:eastAsia="Times New Roman" w:cs="Courier New"/>
+          <w:sz w:val="20"/>
+          <w:szCs w:val="20"/>
+          <w:lang w:eastAsia="fr-FR"/>
+          <w14:ligatures w14:val="none"/>
+        </w:rPr>
+        <w:t>True</w:t>
+      </w:r>
+      <w:proofErr w:type="spellEnd"/>
+      <w:r>
+        <w:rPr>
+          <w:rFonts w:eastAsia="Times New Roman" w:cs="Times New Roman"/>
+          <w:sz w:val="24"/>
+          <w:szCs w:val="24"/>
+          <w:lang w:eastAsia="fr-FR"/>
+          <w14:ligatures w14:val="none"/>
+        </w:rPr>
+        <w:t xml:space="preserve"> ou </w:t>
+      </w:r>
+      <w:r>
+        <w:rPr>
+          <w:rFonts w:eastAsia="Times New Roman" w:cs="Courier New"/>
+          <w:sz w:val="20"/>
+          <w:szCs w:val="20"/>
+          <w:lang w:eastAsia="fr-FR"/>
+          <w14:ligatures w14:val="none"/>
+        </w:rPr>
+        <w:t>False</w:t>
+      </w:r>
+      <w:r>
+        <w:rPr>
+          <w:rFonts w:eastAsia="Times New Roman" w:cs="Times New Roman"/>
+          <w:sz w:val="24"/>
+          <w:szCs w:val="24"/>
+          <w:lang w:eastAsia="fr-FR"/>
+          <w14:ligatures w14:val="none"/>
+        </w:rPr>
+        <w:t xml:space="preserve"> mais une des valeurs testées.</w:t>
+      </w:r>
+    </w:p>
+    <w:p>
+      <w:pPr>
+        <w:pStyle w:val="Paragraphedeliste"/>
+        <w:numPr>
+          <w:ilvl w:val="0"/>
+          <w:numId w:val="9"/>
+        </w:numPr>
+        <w:spacing w:before="100" w:beforeAutospacing="1" w:after="100" w:afterAutospacing="1" w:line="240" w:lineRule="auto"/>
+        <w:rPr>
+          <w:rFonts w:eastAsia="Times New Roman" w:cs="Times New Roman"/>
+          <w:sz w:val="24"/>
+          <w:szCs w:val="24"/>
+          <w:lang w:eastAsia="fr-FR"/>
+          <w14:ligatures w14:val="none"/>
+        </w:rPr>
+      </w:pPr>
+      <w:r>
+        <w:rPr>
+          <w:rFonts w:eastAsia="Times New Roman" w:cs="Times New Roman"/>
+          <w:sz w:val="24"/>
+          <w:szCs w:val="24"/>
+          <w:lang w:eastAsia="fr-FR"/>
+          <w14:ligatures w14:val="none"/>
+        </w:rPr>
+        <w:t>L’ordre des opérandes compte (ils ne sont pas commutatifs).</w:t>
+      </w:r>
+    </w:p>
+    <w:p>
+      <w:pPr>
+        <w:spacing w:before="100" w:beforeAutospacing="1" w:after="100" w:afterAutospacing="1" w:line="240" w:lineRule="auto"/>
+        <w:rPr>
+          <w:rFonts w:eastAsia="Times New Roman" w:cs="Times New Roman"/>
+          <w:sz w:val="24"/>
+          <w:szCs w:val="24"/>
+          <w:lang w:eastAsia="fr-FR"/>
+          <w14:ligatures w14:val="none"/>
+        </w:rPr>
+      </w:pPr>
+    </w:p>
+    <w:p>
+      <w:pPr>
+        <w:pStyle w:val="Paragraphedeliste"/>
+        <w:numPr>
+          <w:ilvl w:val="0"/>
+          <w:numId w:val="5"/>
+        </w:numPr>
+        <w:spacing w:before="100" w:beforeAutospacing="1" w:after="100" w:afterAutospacing="1" w:line="240" w:lineRule="auto"/>
+        <w:rPr>
+          <w:rFonts w:ascii="Times New Roman" w:eastAsia="Times New Roman" w:hAnsi="Times New Roman" w:cs="Times New Roman"/>
+          <w:b/>
+          <w:bCs/>
+          <w:sz w:val="28"/>
+          <w:szCs w:val="28"/>
+          <w:lang w:eastAsia="fr-FR"/>
+          <w14:ligatures w14:val="none"/>
+        </w:rPr>
+      </w:pPr>
+      <w:proofErr w:type="spellStart"/>
+      <w:r>
+        <w:rPr>
+          <w:rFonts w:ascii="Times New Roman" w:eastAsia="Times New Roman" w:hAnsi="Times New Roman" w:cs="Times New Roman"/>
+          <w:b/>
+          <w:bCs/>
+          <w:sz w:val="28"/>
+          <w:szCs w:val="28"/>
+          <w:lang w:eastAsia="fr-FR"/>
+          <w14:ligatures w14:val="none"/>
+        </w:rPr>
+        <w:t>Booleans</w:t>
+      </w:r>
+      <w:proofErr w:type="spellEnd"/>
+      <w:r>
+        <w:rPr>
+          <w:rFonts w:ascii="Times New Roman" w:eastAsia="Times New Roman" w:hAnsi="Times New Roman" w:cs="Times New Roman"/>
+          <w:b/>
+          <w:bCs/>
+          <w:sz w:val="28"/>
+          <w:szCs w:val="28"/>
+          <w:lang w:eastAsia="fr-FR"/>
+          <w14:ligatures w14:val="none"/>
+        </w:rPr>
+        <w:t xml:space="preserve"> and </w:t>
+      </w:r>
+      <w:proofErr w:type="spellStart"/>
+      <w:r>
+        <w:rPr>
+          <w:rFonts w:ascii="Times New Roman" w:eastAsia="Times New Roman" w:hAnsi="Times New Roman" w:cs="Times New Roman"/>
+          <w:b/>
+          <w:bCs/>
+          <w:sz w:val="28"/>
+          <w:szCs w:val="28"/>
+          <w:lang w:eastAsia="fr-FR"/>
+          <w14:ligatures w14:val="none"/>
+        </w:rPr>
+        <w:t>integers</w:t>
+      </w:r>
+      <w:proofErr w:type="spellEnd"/>
+    </w:p>
+    <w:p>
+      <w:pPr>
+        <w:pStyle w:val="Paragraphedeliste"/>
+        <w:numPr>
+          <w:ilvl w:val="0"/>
+          <w:numId w:val="10"/>
+        </w:numPr>
+        <w:spacing w:before="100" w:beforeAutospacing="1" w:after="100" w:afterAutospacing="1" w:line="240" w:lineRule="auto"/>
+        <w:rPr>
+          <w:rFonts w:eastAsia="Times New Roman" w:cs="Times New Roman"/>
+          <w:sz w:val="24"/>
+          <w:szCs w:val="24"/>
+          <w:lang w:eastAsia="fr-FR"/>
+          <w14:ligatures w14:val="none"/>
+        </w:rPr>
+      </w:pPr>
+      <w:proofErr w:type="spellStart"/>
+      <w:r>
+        <w:rPr>
+          <w:rFonts w:eastAsia="Times New Roman" w:cs="Courier New"/>
+          <w:sz w:val="20"/>
+          <w:szCs w:val="20"/>
+          <w:lang w:eastAsia="fr-FR"/>
+          <w14:ligatures w14:val="none"/>
+        </w:rPr>
+        <w:t>True</w:t>
+      </w:r>
+      <w:proofErr w:type="spellEnd"/>
+      <w:r>
+        <w:rPr>
+          <w:rFonts w:eastAsia="Times New Roman" w:cs="Times New Roman"/>
+          <w:sz w:val="24"/>
+          <w:szCs w:val="24"/>
+          <w:lang w:eastAsia="fr-FR"/>
+          <w14:ligatures w14:val="none"/>
+        </w:rPr>
+        <w:t xml:space="preserve"> = 1, </w:t>
+      </w:r>
+      <w:r>
+        <w:rPr>
+          <w:rFonts w:eastAsia="Times New Roman" w:cs="Courier New"/>
+          <w:sz w:val="20"/>
+          <w:szCs w:val="20"/>
+          <w:lang w:eastAsia="fr-FR"/>
+          <w14:ligatures w14:val="none"/>
+        </w:rPr>
+        <w:t>False</w:t>
+      </w:r>
+      <w:r>
+        <w:rPr>
+          <w:rFonts w:eastAsia="Times New Roman" w:cs="Times New Roman"/>
+          <w:sz w:val="24"/>
+          <w:szCs w:val="24"/>
+          <w:lang w:eastAsia="fr-FR"/>
+          <w14:ligatures w14:val="none"/>
+        </w:rPr>
+        <w:t xml:space="preserve"> = 0 en Python.</w:t>
+      </w:r>
+    </w:p>
+    <w:p>
+      <w:pPr>
+        <w:pStyle w:val="Paragraphedeliste"/>
+        <w:numPr>
+          <w:ilvl w:val="0"/>
+          <w:numId w:val="10"/>
+        </w:numPr>
+        <w:spacing w:before="100" w:beforeAutospacing="1" w:after="100" w:afterAutospacing="1" w:line="240" w:lineRule="auto"/>
+        <w:rPr>
+          <w:rFonts w:eastAsia="Times New Roman" w:cs="Times New Roman"/>
+          <w:sz w:val="24"/>
+          <w:szCs w:val="24"/>
+          <w:lang w:eastAsia="fr-FR"/>
+          <w14:ligatures w14:val="none"/>
+        </w:rPr>
+      </w:pPr>
+      <w:r>
+        <w:rPr>
+          <w:rFonts w:eastAsia="Times New Roman" w:cs="Times New Roman"/>
+          <w:sz w:val="24"/>
+          <w:szCs w:val="24"/>
+          <w:lang w:eastAsia="fr-FR"/>
+          <w14:ligatures w14:val="none"/>
+        </w:rPr>
+        <w:t>Les booléens peuvent être utilisés comme des nombres entiers.</w:t>
+      </w:r>
+    </w:p>
+    <w:p>
+      <w:pPr>
+        <w:pStyle w:val="Paragraphedeliste"/>
+        <w:numPr>
+          <w:ilvl w:val="0"/>
+          <w:numId w:val="10"/>
+        </w:numPr>
+        <w:spacing w:before="100" w:beforeAutospacing="1" w:after="100" w:afterAutospacing="1" w:line="240" w:lineRule="auto"/>
+        <w:rPr>
+          <w:rFonts w:eastAsia="Times New Roman" w:cs="Times New Roman"/>
+          <w:sz w:val="24"/>
+          <w:szCs w:val="24"/>
+          <w:lang w:eastAsia="fr-FR"/>
+          <w14:ligatures w14:val="none"/>
+        </w:rPr>
+      </w:pPr>
+      <w:r>
+        <w:rPr>
+          <w:rFonts w:eastAsia="Times New Roman" w:cs="Times New Roman"/>
+          <w:sz w:val="24"/>
+          <w:szCs w:val="24"/>
+          <w:lang w:eastAsia="fr-FR"/>
+          <w14:ligatures w14:val="none"/>
+        </w:rPr>
+        <w:t xml:space="preserve">Par exemple, </w:t>
+      </w:r>
+      <w:proofErr w:type="spellStart"/>
+      <w:r>
+        <w:rPr>
+          <w:rFonts w:eastAsia="Times New Roman" w:cs="Courier New"/>
+          <w:sz w:val="20"/>
+          <w:szCs w:val="20"/>
+          <w:lang w:eastAsia="fr-FR"/>
+          <w14:ligatures w14:val="none"/>
+        </w:rPr>
+        <w:t>True</w:t>
+      </w:r>
+      <w:proofErr w:type="spellEnd"/>
+      <w:r>
+        <w:rPr>
+          <w:rFonts w:eastAsia="Times New Roman" w:cs="Courier New"/>
+          <w:sz w:val="20"/>
+          <w:szCs w:val="20"/>
+          <w:lang w:eastAsia="fr-FR"/>
+          <w14:ligatures w14:val="none"/>
+        </w:rPr>
+        <w:t xml:space="preserve"> + 13</w:t>
+      </w:r>
+      <w:r>
+        <w:rPr>
+          <w:rFonts w:eastAsia="Times New Roman" w:cs="Times New Roman"/>
+          <w:sz w:val="24"/>
+          <w:szCs w:val="24"/>
+          <w:lang w:eastAsia="fr-FR"/>
+          <w14:ligatures w14:val="none"/>
+        </w:rPr>
+        <w:t xml:space="preserve"> vaut </w:t>
+      </w:r>
+      <w:r>
+        <w:rPr>
+          <w:rFonts w:eastAsia="Times New Roman" w:cs="Courier New"/>
+          <w:sz w:val="20"/>
+          <w:szCs w:val="20"/>
+          <w:lang w:eastAsia="fr-FR"/>
+          <w14:ligatures w14:val="none"/>
+        </w:rPr>
+        <w:t>14</w:t>
+      </w:r>
+      <w:r>
+        <w:rPr>
+          <w:rFonts w:eastAsia="Times New Roman" w:cs="Times New Roman"/>
+          <w:sz w:val="24"/>
+          <w:szCs w:val="24"/>
+          <w:lang w:eastAsia="fr-FR"/>
+          <w14:ligatures w14:val="none"/>
+        </w:rPr>
+        <w:t>.</w:t>
+      </w:r>
+    </w:p>
+    <w:p>
+      <w:pPr>
+        <w:pStyle w:val="Paragraphedeliste"/>
+        <w:numPr>
+          <w:ilvl w:val="0"/>
+          <w:numId w:val="10"/>
+        </w:numPr>
+        <w:spacing w:before="100" w:beforeAutospacing="1" w:after="100" w:afterAutospacing="1" w:line="240" w:lineRule="auto"/>
+        <w:rPr>
+          <w:rFonts w:ascii="Times New Roman" w:eastAsia="Times New Roman" w:hAnsi="Times New Roman" w:cs="Times New Roman"/>
+          <w:sz w:val="24"/>
+          <w:szCs w:val="24"/>
+          <w:lang w:eastAsia="fr-FR"/>
+          <w14:ligatures w14:val="none"/>
+        </w:rPr>
+      </w:pPr>
+      <w:proofErr w:type="spellStart"/>
+      <w:proofErr w:type="gramStart"/>
+      <w:r>
+        <w:rPr>
+          <w:rFonts w:eastAsia="Times New Roman" w:cs="Courier New"/>
+          <w:sz w:val="20"/>
+          <w:szCs w:val="20"/>
+          <w:lang w:eastAsia="fr-FR"/>
+          <w14:ligatures w14:val="none"/>
+        </w:rPr>
+        <w:t>bool</w:t>
+      </w:r>
+      <w:proofErr w:type="spellEnd"/>
+      <w:proofErr w:type="gramEnd"/>
+      <w:r>
+        <w:rPr>
+          <w:rFonts w:eastAsia="Times New Roman" w:cs="Times New Roman"/>
+          <w:sz w:val="24"/>
+          <w:szCs w:val="24"/>
+          <w:lang w:eastAsia="fr-FR"/>
+          <w14:ligatures w14:val="none"/>
+        </w:rPr>
+        <w:t xml:space="preserve"> est un sous-type </w:t>
+      </w:r>
+      <w:proofErr w:type="spellStart"/>
+      <w:r>
+        <w:rPr>
+          <w:rFonts w:eastAsia="Times New Roman" w:cs="Times New Roman"/>
+          <w:sz w:val="24"/>
+          <w:szCs w:val="24"/>
+          <w:lang w:eastAsia="fr-FR"/>
+          <w14:ligatures w14:val="none"/>
+        </w:rPr>
+        <w:t>d’</w:t>
+      </w:r>
+      <w:r>
+        <w:rPr>
+          <w:rFonts w:eastAsia="Times New Roman" w:cs="Courier New"/>
+          <w:sz w:val="20"/>
+          <w:szCs w:val="20"/>
+          <w:lang w:eastAsia="fr-FR"/>
+          <w14:ligatures w14:val="none"/>
+        </w:rPr>
+        <w:t>int</w:t>
+      </w:r>
+      <w:proofErr w:type="spellEnd"/>
+      <w:r>
+        <w:rPr>
+          <w:rFonts w:eastAsia="Times New Roman" w:cs="Times New Roman"/>
+          <w:sz w:val="24"/>
+          <w:szCs w:val="24"/>
+          <w:lang w:eastAsia="fr-FR"/>
+          <w14:ligatures w14:val="none"/>
+        </w:rPr>
+        <w:t>.</w:t>
+      </w:r>
+    </w:p>
+    <w:p>
+      <w:pPr>
+        <w:pStyle w:val="Paragraphedeliste"/>
+        <w:ind w:left="1440"/>
+        <w:rPr>
+          <w:b/>
+          <w:bCs/>
+          <w:sz w:val="28"/>
+          <w:szCs w:val="28"/>
+        </w:rPr>
+      </w:pPr>
+    </w:p>
+    <w:p>
+      <w:pPr>
+        <w:rPr>
+          <w:b/>
+          <w:bCs/>
+          <w:color w:val="C00000"/>
+          <w:sz w:val="40"/>
+          <w:szCs w:val="40"/>
+        </w:rPr>
+      </w:pPr>
+      <w:r>
+        <w:rPr>
+          <w:b/>
+          <w:bCs/>
+          <w:color w:val="C00000"/>
+          <w:sz w:val="40"/>
+          <w:szCs w:val="40"/>
+        </w:rPr>
+        <w:t>Strings</w:t>
+      </w:r>
+    </w:p>
+    <w:p>
+      <w:pPr>
+        <w:rPr>
+          <w:sz w:val="28"/>
+          <w:szCs w:val="28"/>
+        </w:rPr>
+      </w:pPr>
+      <w:r>
+        <w:rPr>
+          <w:sz w:val="28"/>
+          <w:szCs w:val="28"/>
+        </w:rPr>
+        <w:t xml:space="preserve">Le type </w:t>
+      </w:r>
+      <w:proofErr w:type="gramStart"/>
+      <w:r>
+        <w:rPr>
+          <w:sz w:val="28"/>
+          <w:szCs w:val="28"/>
+        </w:rPr>
+        <w:t>string  stocker</w:t>
+      </w:r>
+      <w:proofErr w:type="gramEnd"/>
+      <w:r>
+        <w:rPr>
+          <w:sz w:val="28"/>
+          <w:szCs w:val="28"/>
+        </w:rPr>
+        <w:t xml:space="preserve"> du texte</w:t>
+      </w:r>
+    </w:p>
+    <w:p>
+      <w:pPr>
+        <w:pStyle w:val="Paragraphedeliste"/>
+        <w:numPr>
+          <w:ilvl w:val="0"/>
+          <w:numId w:val="11"/>
+        </w:numPr>
+        <w:rPr>
+          <w:b/>
+          <w:bCs/>
+          <w:sz w:val="28"/>
+          <w:szCs w:val="28"/>
+        </w:rPr>
+      </w:pPr>
+      <w:r>
+        <w:rPr>
+          <w:b/>
+          <w:bCs/>
+          <w:sz w:val="28"/>
+          <w:szCs w:val="28"/>
+        </w:rPr>
+        <w:t xml:space="preserve">Escape </w:t>
+      </w:r>
+      <w:proofErr w:type="spellStart"/>
+      <w:r>
+        <w:rPr>
+          <w:b/>
+          <w:bCs/>
+          <w:sz w:val="28"/>
+          <w:szCs w:val="28"/>
+        </w:rPr>
+        <w:t>sequences</w:t>
+      </w:r>
+      <w:proofErr w:type="spellEnd"/>
+      <w:r>
+        <w:rPr>
+          <w:b/>
+          <w:bCs/>
+          <w:sz w:val="28"/>
+          <w:szCs w:val="28"/>
+        </w:rPr>
+        <w:t xml:space="preserve"> and </w:t>
+      </w:r>
+      <w:proofErr w:type="spellStart"/>
+      <w:r>
+        <w:rPr>
+          <w:b/>
+          <w:bCs/>
+          <w:sz w:val="28"/>
+          <w:szCs w:val="28"/>
+        </w:rPr>
+        <w:t>raw</w:t>
+      </w:r>
+      <w:proofErr w:type="spellEnd"/>
+      <w:r>
+        <w:rPr>
+          <w:b/>
+          <w:bCs/>
+          <w:sz w:val="28"/>
+          <w:szCs w:val="28"/>
+        </w:rPr>
+        <w:t xml:space="preserve"> strings</w:t>
+      </w:r>
+    </w:p>
+    <w:p>
+      <w:pPr>
+        <w:pStyle w:val="Paragraphedeliste"/>
+        <w:ind w:left="1290"/>
+        <w:rPr>
+          <w:rFonts w:eastAsia="Times New Roman" w:cs="Times New Roman"/>
+          <w:sz w:val="24"/>
+          <w:szCs w:val="24"/>
+          <w:lang w:eastAsia="fr-FR"/>
+          <w14:ligatures w14:val="none"/>
+        </w:rPr>
+      </w:pPr>
+      <w:r>
+        <w:rPr>
+          <w:rFonts w:ascii="Times New Roman" w:eastAsia="Times New Roman" w:hAnsi="Times New Roman" w:cs="Times New Roman"/>
+          <w:sz w:val="24"/>
+          <w:szCs w:val="24"/>
+          <w:lang w:eastAsia="fr-FR"/>
+          <w14:ligatures w14:val="none"/>
         </w:rPr>
         <w:t xml:space="preserve"> </w:t>
       </w:r>
-    </w:p>
-    <w:p>
-      <w:pPr>
-        <w:rPr>
-          <w:sz w:val="24"/>
-          <w:szCs w:val="24"/>
-        </w:rPr>
-      </w:pPr>
-      <w:r>
-        <w:rPr>
-          <w:sz w:val="24"/>
-          <w:szCs w:val="24"/>
-        </w:rPr>
-        <w:t xml:space="preserve">     </w:t>
-      </w:r>
+      <w:r>
+        <w:rPr>
+          <w:rFonts w:eastAsia="Times New Roman" w:cs="Times New Roman"/>
+          <w:sz w:val="24"/>
+          <w:szCs w:val="24"/>
+          <w:lang w:eastAsia="fr-FR"/>
+          <w14:ligatures w14:val="none"/>
+        </w:rPr>
+        <w:t xml:space="preserve">La chaîne </w:t>
+      </w:r>
+      <w:r>
+        <w:rPr>
+          <w:rFonts w:eastAsia="Times New Roman" w:cs="Courier New"/>
+          <w:sz w:val="20"/>
+          <w:szCs w:val="20"/>
+          <w:lang w:eastAsia="fr-FR"/>
+          <w14:ligatures w14:val="none"/>
+        </w:rPr>
+        <w:t>'\</w:t>
+      </w:r>
+      <w:proofErr w:type="gramStart"/>
+      <w:r>
+        <w:rPr>
+          <w:rFonts w:eastAsia="Times New Roman" w:cs="Courier New"/>
+          <w:sz w:val="20"/>
+          <w:szCs w:val="20"/>
+          <w:lang w:eastAsia="fr-FR"/>
+          <w14:ligatures w14:val="none"/>
+        </w:rPr>
+        <w:t>n'</w:t>
+      </w:r>
+      <w:r>
+        <w:rPr>
+          <w:rFonts w:eastAsia="Times New Roman" w:cs="Times New Roman"/>
+          <w:sz w:val="24"/>
+          <w:szCs w:val="24"/>
+          <w:lang w:eastAsia="fr-FR"/>
+          <w14:ligatures w14:val="none"/>
+        </w:rPr>
+        <w:t xml:space="preserve"> sert</w:t>
+      </w:r>
+      <w:proofErr w:type="gramEnd"/>
+      <w:r>
+        <w:rPr>
+          <w:rFonts w:eastAsia="Times New Roman" w:cs="Times New Roman"/>
+          <w:sz w:val="24"/>
+          <w:szCs w:val="24"/>
+          <w:lang w:eastAsia="fr-FR"/>
+          <w14:ligatures w14:val="none"/>
+        </w:rPr>
+        <w:t xml:space="preserve"> à insérer un saut de ligne (nouvelle ligne).</w:t>
+      </w:r>
+    </w:p>
+    <w:p>
+      <w:pPr>
+        <w:pStyle w:val="Paragraphedeliste"/>
+        <w:ind w:left="1290"/>
+        <w:rPr>
+          <w:rFonts w:eastAsia="Times New Roman" w:cs="Times New Roman"/>
+          <w:sz w:val="24"/>
+          <w:szCs w:val="24"/>
+          <w:lang w:eastAsia="fr-FR"/>
+          <w14:ligatures w14:val="none"/>
+        </w:rPr>
+      </w:pPr>
+      <w:r>
+        <w:rPr>
+          <w:rFonts w:eastAsia="Times New Roman" w:cs="Times New Roman"/>
+          <w:sz w:val="24"/>
+          <w:szCs w:val="24"/>
+          <w:lang w:eastAsia="fr-FR"/>
+          <w14:ligatures w14:val="none"/>
+        </w:rPr>
+        <w:t xml:space="preserve"> La chaîne </w:t>
+      </w:r>
+      <w:r>
+        <w:rPr>
+          <w:rFonts w:eastAsia="Times New Roman" w:cs="Courier New"/>
+          <w:sz w:val="20"/>
+          <w:szCs w:val="20"/>
+          <w:lang w:eastAsia="fr-FR"/>
+          <w14:ligatures w14:val="none"/>
+        </w:rPr>
+        <w:t>'\</w:t>
+      </w:r>
+      <w:proofErr w:type="gramStart"/>
+      <w:r>
+        <w:rPr>
+          <w:rFonts w:eastAsia="Times New Roman" w:cs="Courier New"/>
+          <w:sz w:val="20"/>
+          <w:szCs w:val="20"/>
+          <w:lang w:eastAsia="fr-FR"/>
+          <w14:ligatures w14:val="none"/>
+        </w:rPr>
+        <w:t>t'</w:t>
+      </w:r>
+      <w:r>
+        <w:rPr>
+          <w:rFonts w:eastAsia="Times New Roman" w:cs="Times New Roman"/>
+          <w:sz w:val="24"/>
+          <w:szCs w:val="24"/>
+          <w:lang w:eastAsia="fr-FR"/>
+          <w14:ligatures w14:val="none"/>
+        </w:rPr>
+        <w:t xml:space="preserve"> insère</w:t>
+      </w:r>
+      <w:proofErr w:type="gramEnd"/>
+      <w:r>
+        <w:rPr>
+          <w:rFonts w:eastAsia="Times New Roman" w:cs="Times New Roman"/>
+          <w:sz w:val="24"/>
+          <w:szCs w:val="24"/>
+          <w:lang w:eastAsia="fr-FR"/>
+          <w14:ligatures w14:val="none"/>
+        </w:rPr>
+        <w:t xml:space="preserve"> une tabulation horizontale (TAB) pour aligner du texte.</w:t>
+      </w:r>
+    </w:p>
+    <w:p>
+      <w:pPr>
+        <w:pStyle w:val="Paragraphedeliste"/>
+        <w:ind w:left="1290"/>
+        <w:rPr>
+          <w:sz w:val="28"/>
+          <w:szCs w:val="28"/>
+        </w:rPr>
+      </w:pPr>
+      <w:r>
+        <w:rPr>
+          <w:sz w:val="28"/>
+          <w:szCs w:val="28"/>
+        </w:rPr>
+        <w:t>Pour insérer un antislash \ dans une chaîne, on écrit "\\"</w:t>
+      </w:r>
+    </w:p>
+    <w:p>
+      <w:pPr>
+        <w:pStyle w:val="Paragraphedeliste"/>
+        <w:numPr>
+          <w:ilvl w:val="0"/>
+          <w:numId w:val="11"/>
+        </w:numPr>
+        <w:rPr>
+          <w:b/>
+          <w:bCs/>
+          <w:sz w:val="32"/>
+          <w:szCs w:val="32"/>
+          <w:lang w:val="en-US"/>
+        </w:rPr>
+      </w:pPr>
+      <w:r>
+        <w:rPr>
+          <w:b/>
+          <w:bCs/>
+          <w:sz w:val="32"/>
+          <w:szCs w:val="32"/>
+          <w:lang w:val="en-US"/>
+        </w:rPr>
+        <w:t>Operations on strings and string methods</w:t>
+      </w:r>
+    </w:p>
+    <w:p>
+      <w:pPr>
+        <w:pStyle w:val="Paragraphedeliste"/>
+        <w:ind w:left="1290"/>
+        <w:rPr>
+          <w:sz w:val="28"/>
+          <w:szCs w:val="28"/>
+        </w:rPr>
+      </w:pPr>
+      <w:r>
+        <w:rPr>
+          <w:sz w:val="28"/>
+          <w:szCs w:val="28"/>
+        </w:rPr>
+        <w:t>Addition (+) de chaînes :</w:t>
+      </w:r>
+      <w:r>
+        <w:t xml:space="preserve"> </w:t>
+      </w:r>
+      <w:r>
+        <w:rPr>
+          <w:sz w:val="28"/>
+          <w:szCs w:val="28"/>
+        </w:rPr>
+        <w:t>'Johanna' + ' ' + 'Carlsson</w:t>
+      </w:r>
+      <w:proofErr w:type="gramStart"/>
+      <w:r>
+        <w:rPr>
+          <w:sz w:val="28"/>
+          <w:szCs w:val="28"/>
+        </w:rPr>
+        <w:t>'  #</w:t>
+      </w:r>
+      <w:proofErr w:type="gramEnd"/>
+      <w:r>
+        <w:rPr>
+          <w:sz w:val="28"/>
+          <w:szCs w:val="28"/>
+        </w:rPr>
+        <w:t xml:space="preserve"> donne 'Johanna Carlsson'</w:t>
+      </w:r>
+      <w:r>
+        <w:rPr>
+          <w:sz w:val="28"/>
+          <w:szCs w:val="28"/>
+        </w:rPr>
+        <w:t>.</w:t>
+      </w:r>
+    </w:p>
+    <w:p>
+      <w:pPr>
+        <w:pStyle w:val="Paragraphedeliste"/>
+        <w:ind w:left="1290"/>
+        <w:rPr>
+          <w:sz w:val="28"/>
+          <w:szCs w:val="28"/>
+        </w:rPr>
+      </w:pPr>
+      <w:r>
+        <w:rPr>
+          <w:sz w:val="28"/>
+          <w:szCs w:val="28"/>
+        </w:rPr>
+        <w:t>Multiplication (*) d’une chaîne par un entier :</w:t>
+      </w:r>
+      <w:r>
+        <w:t xml:space="preserve"> </w:t>
+      </w:r>
+      <w:r>
+        <w:rPr>
+          <w:sz w:val="28"/>
+          <w:szCs w:val="28"/>
+        </w:rPr>
+        <w:t>2 * 'Yo</w:t>
+      </w:r>
+      <w:proofErr w:type="gramStart"/>
+      <w:r>
+        <w:rPr>
+          <w:sz w:val="28"/>
+          <w:szCs w:val="28"/>
+        </w:rPr>
+        <w:t>'  #</w:t>
+      </w:r>
+      <w:proofErr w:type="gramEnd"/>
+      <w:r>
+        <w:rPr>
+          <w:sz w:val="28"/>
+          <w:szCs w:val="28"/>
+        </w:rPr>
+        <w:t xml:space="preserve"> donne '</w:t>
+      </w:r>
+      <w:proofErr w:type="spellStart"/>
+      <w:r>
+        <w:rPr>
+          <w:sz w:val="28"/>
+          <w:szCs w:val="28"/>
+        </w:rPr>
+        <w:t>YoYo</w:t>
+      </w:r>
+      <w:proofErr w:type="spellEnd"/>
+      <w:r>
+        <w:rPr>
+          <w:sz w:val="28"/>
+          <w:szCs w:val="28"/>
+        </w:rPr>
+        <w:t>'</w:t>
+      </w:r>
+      <w:r>
+        <w:rPr>
+          <w:sz w:val="28"/>
+          <w:szCs w:val="28"/>
+        </w:rPr>
+        <w:t>.</w:t>
+      </w:r>
+    </w:p>
+    <w:p>
+      <w:pPr>
+        <w:pStyle w:val="Paragraphedeliste"/>
+        <w:ind w:left="1290"/>
+        <w:rPr>
+          <w:sz w:val="28"/>
+          <w:szCs w:val="28"/>
+        </w:rPr>
+      </w:pPr>
+      <w:r>
+        <w:rPr>
+          <w:sz w:val="28"/>
+          <w:szCs w:val="28"/>
+        </w:rPr>
+        <w:lastRenderedPageBreak/>
+        <w:t>Multiplication par un nombre à virgule ou complexe : provoque une erreur (</w:t>
+      </w:r>
+      <w:proofErr w:type="spellStart"/>
+      <w:r>
+        <w:rPr>
+          <w:sz w:val="28"/>
+          <w:szCs w:val="28"/>
+        </w:rPr>
+        <w:t>TypeError</w:t>
+      </w:r>
+      <w:proofErr w:type="spellEnd"/>
+      <w:r>
+        <w:rPr>
+          <w:sz w:val="28"/>
+          <w:szCs w:val="28"/>
+        </w:rPr>
+        <w:t>).</w:t>
+      </w:r>
+    </w:p>
+    <w:p>
+      <w:pPr>
+        <w:pStyle w:val="Paragraphedeliste"/>
+        <w:ind w:left="1416"/>
+        <w:rPr>
+          <w:sz w:val="28"/>
+          <w:szCs w:val="28"/>
+        </w:rPr>
+      </w:pPr>
+      <w:r>
+        <w:rPr>
+          <w:sz w:val="28"/>
+          <w:szCs w:val="28"/>
+        </w:rPr>
+        <w:t>Les chaînes sont comparées selon l’ordre lexicographique (ordre alphabétique), en considérant que :</w:t>
+      </w:r>
+    </w:p>
+    <w:p>
+      <w:pPr>
+        <w:pStyle w:val="Paragraphedeliste"/>
+        <w:ind w:left="846" w:firstLine="570"/>
+        <w:rPr>
+          <w:sz w:val="28"/>
+          <w:szCs w:val="28"/>
+        </w:rPr>
+      </w:pPr>
+      <w:r>
+        <w:rPr>
+          <w:sz w:val="28"/>
+          <w:szCs w:val="28"/>
+        </w:rPr>
+        <w:t>Les majuscules viennent avant les minuscules.</w:t>
+      </w:r>
+    </w:p>
+    <w:p>
+      <w:pPr>
+        <w:pStyle w:val="Paragraphedeliste"/>
+        <w:numPr>
+          <w:ilvl w:val="2"/>
+          <w:numId w:val="2"/>
+        </w:numPr>
+        <w:rPr>
+          <w:sz w:val="28"/>
+          <w:szCs w:val="28"/>
+        </w:rPr>
+      </w:pPr>
+      <w:proofErr w:type="gramStart"/>
+      <w:r>
+        <w:rPr>
+          <w:b/>
+          <w:bCs/>
+          <w:sz w:val="28"/>
+          <w:szCs w:val="28"/>
+        </w:rPr>
+        <w:t>split(</w:t>
+      </w:r>
+      <w:proofErr w:type="gramEnd"/>
+      <w:r>
+        <w:rPr>
+          <w:b/>
+          <w:bCs/>
+          <w:sz w:val="28"/>
+          <w:szCs w:val="28"/>
+        </w:rPr>
+        <w:t>)</w:t>
+      </w:r>
+      <w:r>
+        <w:rPr>
+          <w:sz w:val="28"/>
+          <w:szCs w:val="28"/>
+        </w:rPr>
+        <w:t xml:space="preserve"> : coupe une chaîne en </w:t>
+      </w:r>
+      <w:r>
+        <w:rPr>
+          <w:b/>
+          <w:bCs/>
+          <w:sz w:val="28"/>
+          <w:szCs w:val="28"/>
+        </w:rPr>
+        <w:t>liste</w:t>
+      </w:r>
+      <w:r>
+        <w:rPr>
+          <w:sz w:val="28"/>
+          <w:szCs w:val="28"/>
+        </w:rPr>
+        <w:t xml:space="preserve"> selon un séparateur</w:t>
+      </w:r>
+      <w:r>
+        <w:rPr>
+          <w:sz w:val="28"/>
+          <w:szCs w:val="28"/>
+        </w:rPr>
+        <w:t> :</w:t>
+      </w:r>
+      <w:r>
+        <w:t xml:space="preserve"> </w:t>
+      </w:r>
+      <w:r>
+        <w:rPr>
+          <w:sz w:val="28"/>
+          <w:szCs w:val="28"/>
+        </w:rPr>
+        <w:t xml:space="preserve">'quod erat </w:t>
+      </w:r>
+      <w:proofErr w:type="spellStart"/>
+      <w:r>
+        <w:rPr>
+          <w:sz w:val="28"/>
+          <w:szCs w:val="28"/>
+        </w:rPr>
+        <w:t>demonstrandum</w:t>
+      </w:r>
+      <w:proofErr w:type="gramStart"/>
+      <w:r>
+        <w:rPr>
+          <w:sz w:val="28"/>
+          <w:szCs w:val="28"/>
+        </w:rPr>
+        <w:t>'.split</w:t>
+      </w:r>
+      <w:proofErr w:type="spellEnd"/>
+      <w:r>
+        <w:rPr>
+          <w:sz w:val="28"/>
+          <w:szCs w:val="28"/>
+        </w:rPr>
+        <w:t>()  #</w:t>
+      </w:r>
+      <w:proofErr w:type="gramEnd"/>
+      <w:r>
+        <w:rPr>
+          <w:sz w:val="28"/>
+          <w:szCs w:val="28"/>
+        </w:rPr>
+        <w:t xml:space="preserve"> ['quod', 'erat', 'demonstrandum']</w:t>
+      </w:r>
+    </w:p>
+    <w:p>
+      <w:pPr>
+        <w:pStyle w:val="Paragraphedeliste"/>
+        <w:numPr>
+          <w:ilvl w:val="2"/>
+          <w:numId w:val="2"/>
+        </w:numPr>
+        <w:rPr>
+          <w:sz w:val="28"/>
+          <w:szCs w:val="28"/>
+        </w:rPr>
+      </w:pPr>
+      <w:proofErr w:type="spellStart"/>
+      <w:proofErr w:type="gramStart"/>
+      <w:r>
+        <w:rPr>
+          <w:b/>
+          <w:bCs/>
+          <w:sz w:val="28"/>
+          <w:szCs w:val="28"/>
+        </w:rPr>
+        <w:t>oin</w:t>
+      </w:r>
+      <w:proofErr w:type="spellEnd"/>
+      <w:r>
+        <w:rPr>
+          <w:b/>
+          <w:bCs/>
+          <w:sz w:val="28"/>
+          <w:szCs w:val="28"/>
+        </w:rPr>
+        <w:t>(</w:t>
+      </w:r>
+      <w:proofErr w:type="gramEnd"/>
+      <w:r>
+        <w:rPr>
+          <w:b/>
+          <w:bCs/>
+          <w:sz w:val="28"/>
+          <w:szCs w:val="28"/>
+        </w:rPr>
+        <w:t>)</w:t>
+      </w:r>
+      <w:r>
+        <w:rPr>
+          <w:sz w:val="28"/>
+          <w:szCs w:val="28"/>
+        </w:rPr>
+        <w:t xml:space="preserve"> : fait l’opération inverse de split, en joignant une liste de mots avec un séparateur</w:t>
+      </w:r>
+      <w:r>
+        <w:rPr>
+          <w:sz w:val="28"/>
+          <w:szCs w:val="28"/>
+        </w:rPr>
+        <w:t> :</w:t>
+      </w:r>
+      <w:r>
+        <w:t xml:space="preserve"> </w:t>
+      </w:r>
+      <w:proofErr w:type="gramStart"/>
+      <w:r>
+        <w:rPr>
+          <w:sz w:val="28"/>
+          <w:szCs w:val="28"/>
+        </w:rPr>
+        <w:t>';'.</w:t>
+      </w:r>
+      <w:proofErr w:type="spellStart"/>
+      <w:r>
+        <w:rPr>
+          <w:sz w:val="28"/>
+          <w:szCs w:val="28"/>
+        </w:rPr>
+        <w:t>join</w:t>
+      </w:r>
+      <w:proofErr w:type="spellEnd"/>
+      <w:proofErr w:type="gramEnd"/>
+      <w:r>
+        <w:rPr>
+          <w:sz w:val="28"/>
+          <w:szCs w:val="28"/>
+        </w:rPr>
+        <w:t>(['Johan', 'Carlsson', '19890327'</w:t>
+      </w:r>
+      <w:proofErr w:type="gramStart"/>
+      <w:r>
+        <w:rPr>
+          <w:sz w:val="28"/>
+          <w:szCs w:val="28"/>
+        </w:rPr>
+        <w:t>])  #</w:t>
+      </w:r>
+      <w:proofErr w:type="gramEnd"/>
+      <w:r>
+        <w:rPr>
+          <w:sz w:val="28"/>
+          <w:szCs w:val="28"/>
+        </w:rPr>
+        <w:t xml:space="preserve"> '</w:t>
+      </w:r>
+      <w:proofErr w:type="gramStart"/>
+      <w:r>
+        <w:rPr>
+          <w:sz w:val="28"/>
+          <w:szCs w:val="28"/>
+        </w:rPr>
+        <w:t>Johan;Carlsson</w:t>
+      </w:r>
+      <w:proofErr w:type="gramEnd"/>
+      <w:r>
+        <w:rPr>
+          <w:sz w:val="28"/>
+          <w:szCs w:val="28"/>
+        </w:rPr>
+        <w:t>;19890327'</w:t>
+      </w:r>
+    </w:p>
+    <w:p>
+      <w:pPr>
+        <w:pStyle w:val="Paragraphedeliste"/>
+        <w:numPr>
+          <w:ilvl w:val="2"/>
+          <w:numId w:val="2"/>
+        </w:numPr>
+        <w:rPr>
+          <w:sz w:val="28"/>
+          <w:szCs w:val="28"/>
+        </w:rPr>
+      </w:pPr>
+      <w:proofErr w:type="spellStart"/>
+      <w:proofErr w:type="gramStart"/>
+      <w:r>
+        <w:rPr>
+          <w:b/>
+          <w:bCs/>
+          <w:sz w:val="28"/>
+          <w:szCs w:val="28"/>
+        </w:rPr>
+        <w:t>find</w:t>
+      </w:r>
+      <w:proofErr w:type="spellEnd"/>
+      <w:r>
+        <w:rPr>
+          <w:b/>
+          <w:bCs/>
+          <w:sz w:val="28"/>
+          <w:szCs w:val="28"/>
+        </w:rPr>
+        <w:t>(</w:t>
+      </w:r>
+      <w:proofErr w:type="gramEnd"/>
+      <w:r>
+        <w:rPr>
+          <w:b/>
+          <w:bCs/>
+          <w:sz w:val="28"/>
+          <w:szCs w:val="28"/>
+        </w:rPr>
+        <w:t>)</w:t>
+      </w:r>
+      <w:r>
+        <w:rPr>
+          <w:sz w:val="28"/>
+          <w:szCs w:val="28"/>
+        </w:rPr>
+        <w:t xml:space="preserve"> : cherche un sous-texte dans la chaîne et retourne l’</w:t>
+      </w:r>
+      <w:r>
+        <w:rPr>
+          <w:b/>
+          <w:bCs/>
+          <w:sz w:val="28"/>
+          <w:szCs w:val="28"/>
+        </w:rPr>
+        <w:t>indice</w:t>
+      </w:r>
+      <w:r>
+        <w:rPr>
+          <w:sz w:val="28"/>
+          <w:szCs w:val="28"/>
+        </w:rPr>
+        <w:t xml:space="preserve"> où il commence. Sinon, retourne </w:t>
+      </w:r>
+      <w:r>
+        <w:rPr>
+          <w:b/>
+          <w:bCs/>
+          <w:sz w:val="28"/>
+          <w:szCs w:val="28"/>
+        </w:rPr>
+        <w:t>-1</w:t>
+      </w:r>
+      <w:r>
+        <w:rPr>
+          <w:b/>
+          <w:bCs/>
+          <w:sz w:val="28"/>
+          <w:szCs w:val="28"/>
+        </w:rPr>
+        <w:t> </w:t>
+      </w:r>
+      <w:r>
+        <w:rPr>
+          <w:sz w:val="28"/>
+          <w:szCs w:val="28"/>
+        </w:rPr>
+        <w:t>:</w:t>
+      </w:r>
+      <w:r>
+        <w:t xml:space="preserve"> </w:t>
+      </w:r>
+      <w:r>
+        <w:rPr>
+          <w:sz w:val="28"/>
+          <w:szCs w:val="28"/>
+        </w:rPr>
+        <w:t>'20101210</w:t>
+      </w:r>
+      <w:proofErr w:type="gramStart"/>
+      <w:r>
+        <w:rPr>
+          <w:sz w:val="28"/>
+          <w:szCs w:val="28"/>
+        </w:rPr>
+        <w:t>'.find</w:t>
+      </w:r>
+      <w:proofErr w:type="gramEnd"/>
+      <w:r>
+        <w:rPr>
+          <w:sz w:val="28"/>
+          <w:szCs w:val="28"/>
+        </w:rPr>
+        <w:t>('10</w:t>
+      </w:r>
+      <w:proofErr w:type="gramStart"/>
+      <w:r>
+        <w:rPr>
+          <w:sz w:val="28"/>
+          <w:szCs w:val="28"/>
+        </w:rPr>
+        <w:t>')  #</w:t>
+      </w:r>
+      <w:proofErr w:type="gramEnd"/>
+      <w:r>
+        <w:rPr>
+          <w:sz w:val="28"/>
+          <w:szCs w:val="28"/>
+        </w:rPr>
+        <w:t xml:space="preserve"> retourne 2</w:t>
+      </w:r>
+    </w:p>
+    <w:p>
+      <w:pPr>
+        <w:pStyle w:val="Paragraphedeliste"/>
+        <w:numPr>
+          <w:ilvl w:val="2"/>
+          <w:numId w:val="2"/>
+        </w:numPr>
+        <w:rPr>
+          <w:sz w:val="28"/>
+          <w:szCs w:val="28"/>
+        </w:rPr>
+      </w:pPr>
+      <w:proofErr w:type="gramStart"/>
+      <w:r>
+        <w:rPr>
+          <w:b/>
+          <w:bCs/>
+          <w:sz w:val="28"/>
+          <w:szCs w:val="28"/>
+        </w:rPr>
+        <w:t>format(</w:t>
+      </w:r>
+      <w:proofErr w:type="gramEnd"/>
+      <w:r>
+        <w:rPr>
+          <w:b/>
+          <w:bCs/>
+          <w:sz w:val="28"/>
+          <w:szCs w:val="28"/>
+        </w:rPr>
+        <w:t>)</w:t>
+      </w:r>
+      <w:r>
+        <w:rPr>
+          <w:sz w:val="28"/>
+          <w:szCs w:val="28"/>
+        </w:rPr>
+        <w:t xml:space="preserve"> : permet d’insérer des </w:t>
+      </w:r>
+      <w:r>
+        <w:rPr>
+          <w:b/>
+          <w:bCs/>
+          <w:sz w:val="28"/>
+          <w:szCs w:val="28"/>
+        </w:rPr>
+        <w:t>valeurs de variables</w:t>
+      </w:r>
+      <w:r>
+        <w:rPr>
+          <w:sz w:val="28"/>
+          <w:szCs w:val="28"/>
+        </w:rPr>
+        <w:t xml:space="preserve"> dans une chaîne</w:t>
+      </w:r>
+      <w:r>
+        <w:rPr>
+          <w:sz w:val="28"/>
+          <w:szCs w:val="28"/>
+        </w:rPr>
+        <w:t>.</w:t>
+      </w:r>
+    </w:p>
+    <w:p>
+      <w:pPr>
+        <w:pStyle w:val="Paragraphedeliste"/>
+        <w:numPr>
+          <w:ilvl w:val="0"/>
+          <w:numId w:val="11"/>
+        </w:numPr>
+        <w:rPr>
+          <w:b/>
+          <w:bCs/>
+          <w:sz w:val="28"/>
+          <w:szCs w:val="28"/>
+        </w:rPr>
+      </w:pPr>
+      <w:r>
+        <w:rPr>
+          <w:b/>
+          <w:bCs/>
+          <w:sz w:val="28"/>
+          <w:szCs w:val="28"/>
+        </w:rPr>
+        <w:t xml:space="preserve">String </w:t>
+      </w:r>
+      <w:proofErr w:type="spellStart"/>
+      <w:r>
+        <w:rPr>
+          <w:b/>
+          <w:bCs/>
+          <w:sz w:val="28"/>
+          <w:szCs w:val="28"/>
+        </w:rPr>
+        <w:t>formatting</w:t>
+      </w:r>
+      <w:proofErr w:type="spellEnd"/>
+    </w:p>
+    <w:p>
+      <w:pPr>
+        <w:pStyle w:val="Paragraphedeliste"/>
+        <w:ind w:left="1290"/>
+        <w:rPr>
+          <w:sz w:val="28"/>
+          <w:szCs w:val="28"/>
+        </w:rPr>
+      </w:pPr>
+      <w:r>
+        <w:rPr>
+          <w:sz w:val="28"/>
+          <w:szCs w:val="28"/>
+        </w:rPr>
+        <w:t xml:space="preserve">Le formatage de chaînes permet d’insérer des valeurs et de contrôler leur affichage (précision, style), en utilisant </w:t>
+      </w:r>
+      <w:proofErr w:type="gramStart"/>
+      <w:r>
+        <w:rPr>
+          <w:sz w:val="28"/>
+          <w:szCs w:val="28"/>
+        </w:rPr>
+        <w:t>format(</w:t>
+      </w:r>
+      <w:proofErr w:type="gramEnd"/>
+      <w:r>
+        <w:rPr>
+          <w:sz w:val="28"/>
+          <w:szCs w:val="28"/>
+        </w:rPr>
+        <w:t xml:space="preserve">) ou les f-strings, avec la possibilité de nommer les variables et d’afficher des accolades avec </w:t>
+      </w:r>
+      <w:proofErr w:type="gramStart"/>
+      <w:r>
+        <w:rPr>
+          <w:sz w:val="28"/>
+          <w:szCs w:val="28"/>
+        </w:rPr>
+        <w:t>{{ }</w:t>
+      </w:r>
+      <w:proofErr w:type="gramEnd"/>
+      <w:r>
+        <w:rPr>
+          <w:sz w:val="28"/>
+          <w:szCs w:val="28"/>
+        </w:rPr>
+        <w:t>}</w:t>
+      </w:r>
+      <w:r>
+        <w:rPr>
+          <w:sz w:val="28"/>
+          <w:szCs w:val="28"/>
+        </w:rPr>
+        <w:t>.</w:t>
+      </w:r>
+    </w:p>
+    <w:p>
+      <w:pPr>
+        <w:pStyle w:val="Paragraphedeliste"/>
+        <w:ind w:left="1290"/>
+        <w:rPr>
+          <w:sz w:val="28"/>
+          <w:szCs w:val="28"/>
+        </w:rPr>
+      </w:pPr>
     </w:p>
     <w:sectPr>
       <w:pgSz w:w="12240" w:h="15840"/>
@@ -431,16 +3565,102 @@
 <file path=word/numbering.xml><?xml version="1.0" encoding="utf-8"?>
 <w:numbering xmlns:wpc="http://schemas.microsoft.com/office/word/2010/wordprocessingCanvas" xmlns:cx="http://schemas.microsoft.com/office/drawing/2014/chartex" xmlns:cx1="http://schemas.microsoft.com/office/drawing/2015/9/8/chartex" xmlns:cx2="http://schemas.microsoft.com/office/drawing/2015/10/21/chartex" xmlns:cx3="http://schemas.microsoft.com/office/drawing/2016/5/9/chartex" xmlns:cx4="http://schemas.microsoft.com/office/drawing/2016/5/10/chartex" xmlns:cx5="http://schemas.microsoft.com/office/drawing/2016/5/11/chartex" xmlns:cx6="http://schemas.microsoft.com/office/drawing/2016/5/12/chartex" xmlns:cx7="http://schemas.microsoft.com/office/drawing/2016/5/13/chartex" xmlns:cx8="http://schemas.microsoft.com/office/drawing/2016/5/14/chartex" xmlns:mc="http://schemas.openxmlformats.org/markup-compatibility/2006" xmlns:aink="http://schemas.microsoft.com/office/drawing/2016/ink" xmlns:am3d="http://schemas.microsoft.com/office/drawing/2017/model3d" xmlns:o="urn:schemas-microsoft-com:office:office" xmlns:oel="http://schemas.microsoft.com/office/2019/extlst" xmlns:r="http://schemas.openxmlformats.org/officeDocument/2006/relationships" xmlns:m="http://schemas.openxmlformats.org/officeDocument/2006/math" xmlns:v="urn:schemas-microsoft-com:vml" xmlns:wp14="http://schemas.microsoft.com/office/word/2010/wordprocessingDrawing" xmlns:wp="http://schemas.openxmlformats.org/drawingml/2006/wordprocessingDrawing" xmlns:w10="urn:schemas-microsoft-com:office:word" xmlns:w="http://schemas.openxmlformats.org/wordprocessingml/2006/main" xmlns:w14="http://schemas.microsoft.com/office/word/2010/wordml" xmlns:w15="http://schemas.microsoft.com/office/word/2012/wordml" xmlns:w16cex="http://schemas.microsoft.com/office/word/2018/wordml/cex" xmlns:w16cid="http://schemas.microsoft.com/office/word/2016/wordml/cid" xmlns:w16="http://schemas.microsoft.com/office/word/2018/wordml" xmlns:w16du="http://schemas.microsoft.com/office/word/2023/wordml/word16du" xmlns:w16sdtdh="http://schemas.microsoft.com/office/word/2020/wordml/sdtdatahash" xmlns:w16sdtfl="http://schemas.microsoft.com/office/word/2024/wordml/sdtformatlock" xmlns:w16se="http://schemas.microsoft.com/office/word/2015/wordml/symex" xmlns:wpg="http://schemas.microsoft.com/office/word/2010/wordprocessingGroup" xmlns:wpi="http://schemas.microsoft.com/office/word/2010/wordprocessingInk" xmlns:wne="http://schemas.microsoft.com/office/word/2006/wordml" xmlns:wps="http://schemas.microsoft.com/office/word/2010/wordprocessingShape" mc:Ignorable="w14 w15 w16se w16cid w16 w16cex w16sdtdh w16sdtfl w16du wp14">
   <w:abstractNum w:abstractNumId="0" w15:restartNumberingAfterBreak="0">
-    <w:nsid w:val="1AD92E5B"/>
+    <w:nsid w:val="05EC5EC1"/>
     <w:multiLevelType w:val="hybridMultilevel"/>
-    <w:tmpl w:val="129657BC"/>
-    <w:lvl w:ilvl="0" w:tplc="040C0001">
+    <w:tmpl w:val="C07A8EBE"/>
+    <w:lvl w:ilvl="0" w:tplc="0409000F">
+      <w:start w:val="1"/>
+      <w:numFmt w:val="decimal"/>
+      <w:lvlText w:val="%1."/>
+      <w:lvlJc w:val="left"/>
+      <w:pPr>
+        <w:ind w:left="2385" w:hanging="360"/>
+      </w:pPr>
+    </w:lvl>
+    <w:lvl w:ilvl="1" w:tplc="040C0019" w:tentative="1">
+      <w:start w:val="1"/>
+      <w:numFmt w:val="lowerLetter"/>
+      <w:lvlText w:val="%2."/>
+      <w:lvlJc w:val="left"/>
+      <w:pPr>
+        <w:ind w:left="3105" w:hanging="360"/>
+      </w:pPr>
+    </w:lvl>
+    <w:lvl w:ilvl="2" w:tplc="040C001B" w:tentative="1">
+      <w:start w:val="1"/>
+      <w:numFmt w:val="lowerRoman"/>
+      <w:lvlText w:val="%3."/>
+      <w:lvlJc w:val="right"/>
+      <w:pPr>
+        <w:ind w:left="3825" w:hanging="180"/>
+      </w:pPr>
+    </w:lvl>
+    <w:lvl w:ilvl="3" w:tplc="040C000F" w:tentative="1">
+      <w:start w:val="1"/>
+      <w:numFmt w:val="decimal"/>
+      <w:lvlText w:val="%4."/>
+      <w:lvlJc w:val="left"/>
+      <w:pPr>
+        <w:ind w:left="4545" w:hanging="360"/>
+      </w:pPr>
+    </w:lvl>
+    <w:lvl w:ilvl="4" w:tplc="040C0019" w:tentative="1">
+      <w:start w:val="1"/>
+      <w:numFmt w:val="lowerLetter"/>
+      <w:lvlText w:val="%5."/>
+      <w:lvlJc w:val="left"/>
+      <w:pPr>
+        <w:ind w:left="5265" w:hanging="360"/>
+      </w:pPr>
+    </w:lvl>
+    <w:lvl w:ilvl="5" w:tplc="040C001B" w:tentative="1">
+      <w:start w:val="1"/>
+      <w:numFmt w:val="lowerRoman"/>
+      <w:lvlText w:val="%6."/>
+      <w:lvlJc w:val="right"/>
+      <w:pPr>
+        <w:ind w:left="5985" w:hanging="180"/>
+      </w:pPr>
+    </w:lvl>
+    <w:lvl w:ilvl="6" w:tplc="040C000F" w:tentative="1">
+      <w:start w:val="1"/>
+      <w:numFmt w:val="decimal"/>
+      <w:lvlText w:val="%7."/>
+      <w:lvlJc w:val="left"/>
+      <w:pPr>
+        <w:ind w:left="6705" w:hanging="360"/>
+      </w:pPr>
+    </w:lvl>
+    <w:lvl w:ilvl="7" w:tplc="040C0019" w:tentative="1">
+      <w:start w:val="1"/>
+      <w:numFmt w:val="lowerLetter"/>
+      <w:lvlText w:val="%8."/>
+      <w:lvlJc w:val="left"/>
+      <w:pPr>
+        <w:ind w:left="7425" w:hanging="360"/>
+      </w:pPr>
+    </w:lvl>
+    <w:lvl w:ilvl="8" w:tplc="040C001B" w:tentative="1">
+      <w:start w:val="1"/>
+      <w:numFmt w:val="lowerRoman"/>
+      <w:lvlText w:val="%9."/>
+      <w:lvlJc w:val="right"/>
+      <w:pPr>
+        <w:ind w:left="8145" w:hanging="180"/>
+      </w:pPr>
+    </w:lvl>
+  </w:abstractNum>
+  <w:abstractNum w:abstractNumId="1" w15:restartNumberingAfterBreak="0">
+    <w:nsid w:val="09CE4C13"/>
+    <w:multiLevelType w:val="hybridMultilevel"/>
+    <w:tmpl w:val="AC48D3DE"/>
+    <w:lvl w:ilvl="0" w:tplc="04090001">
       <w:start w:val="1"/>
       <w:numFmt w:val="bullet"/>
       <w:lvlText w:val=""/>
       <w:lvlJc w:val="left"/>
       <w:pPr>
-        <w:ind w:left="720" w:hanging="360"/>
+        <w:ind w:left="2235" w:hanging="360"/>
       </w:pPr>
       <w:rPr>
         <w:rFonts w:ascii="Symbol" w:hAnsi="Symbol" w:hint="default"/>
@@ -452,7 +3672,7 @@
       <w:lvlText w:val="o"/>
       <w:lvlJc w:val="left"/>
       <w:pPr>
-        <w:ind w:left="1440" w:hanging="360"/>
+        <w:ind w:left="2955" w:hanging="360"/>
       </w:pPr>
       <w:rPr>
         <w:rFonts w:ascii="Courier New" w:hAnsi="Courier New" w:cs="Courier New" w:hint="default"/>
@@ -464,7 +3684,7 @@
       <w:lvlText w:val=""/>
       <w:lvlJc w:val="left"/>
       <w:pPr>
-        <w:ind w:left="2160" w:hanging="360"/>
+        <w:ind w:left="3675" w:hanging="360"/>
       </w:pPr>
       <w:rPr>
         <w:rFonts w:ascii="Wingdings" w:hAnsi="Wingdings" w:hint="default"/>
@@ -476,7 +3696,7 @@
       <w:lvlText w:val=""/>
       <w:lvlJc w:val="left"/>
       <w:pPr>
-        <w:ind w:left="2880" w:hanging="360"/>
+        <w:ind w:left="4395" w:hanging="360"/>
       </w:pPr>
       <w:rPr>
         <w:rFonts w:ascii="Symbol" w:hAnsi="Symbol" w:hint="default"/>
@@ -488,7 +3708,7 @@
       <w:lvlText w:val="o"/>
       <w:lvlJc w:val="left"/>
       <w:pPr>
-        <w:ind w:left="3600" w:hanging="360"/>
+        <w:ind w:left="5115" w:hanging="360"/>
       </w:pPr>
       <w:rPr>
         <w:rFonts w:ascii="Courier New" w:hAnsi="Courier New" w:cs="Courier New" w:hint="default"/>
@@ -500,7 +3720,7 @@
       <w:lvlText w:val=""/>
       <w:lvlJc w:val="left"/>
       <w:pPr>
-        <w:ind w:left="4320" w:hanging="360"/>
+        <w:ind w:left="5835" w:hanging="360"/>
       </w:pPr>
       <w:rPr>
         <w:rFonts w:ascii="Wingdings" w:hAnsi="Wingdings" w:hint="default"/>
@@ -512,7 +3732,7 @@
       <w:lvlText w:val=""/>
       <w:lvlJc w:val="left"/>
       <w:pPr>
-        <w:ind w:left="5040" w:hanging="360"/>
+        <w:ind w:left="6555" w:hanging="360"/>
       </w:pPr>
       <w:rPr>
         <w:rFonts w:ascii="Symbol" w:hAnsi="Symbol" w:hint="default"/>
@@ -524,7 +3744,7 @@
       <w:lvlText w:val="o"/>
       <w:lvlJc w:val="left"/>
       <w:pPr>
-        <w:ind w:left="5760" w:hanging="360"/>
+        <w:ind w:left="7275" w:hanging="360"/>
       </w:pPr>
       <w:rPr>
         <w:rFonts w:ascii="Courier New" w:hAnsi="Courier New" w:cs="Courier New" w:hint="default"/>
@@ -536,14 +3756,909 @@
       <w:lvlText w:val=""/>
       <w:lvlJc w:val="left"/>
       <w:pPr>
-        <w:ind w:left="6480" w:hanging="360"/>
+        <w:ind w:left="7995" w:hanging="360"/>
       </w:pPr>
       <w:rPr>
         <w:rFonts w:ascii="Wingdings" w:hAnsi="Wingdings" w:hint="default"/>
       </w:rPr>
     </w:lvl>
   </w:abstractNum>
-  <w:abstractNum w:abstractNumId="1" w15:restartNumberingAfterBreak="0">
+  <w:abstractNum w:abstractNumId="2" w15:restartNumberingAfterBreak="0">
+    <w:nsid w:val="0B4B74AA"/>
+    <w:multiLevelType w:val="multilevel"/>
+    <w:tmpl w:val="E2987A2C"/>
+    <w:lvl w:ilvl="0">
+      <w:start w:val="1"/>
+      <w:numFmt w:val="decimal"/>
+      <w:lvlText w:val="%1."/>
+      <w:lvlJc w:val="left"/>
+      <w:pPr>
+        <w:tabs>
+          <w:tab w:val="num" w:pos="720"/>
+        </w:tabs>
+        <w:ind w:left="720" w:hanging="360"/>
+      </w:pPr>
+    </w:lvl>
+    <w:lvl w:ilvl="1" w:tentative="1">
+      <w:start w:val="1"/>
+      <w:numFmt w:val="decimal"/>
+      <w:lvlText w:val="%2."/>
+      <w:lvlJc w:val="left"/>
+      <w:pPr>
+        <w:tabs>
+          <w:tab w:val="num" w:pos="1440"/>
+        </w:tabs>
+        <w:ind w:left="1440" w:hanging="360"/>
+      </w:pPr>
+    </w:lvl>
+    <w:lvl w:ilvl="2" w:tentative="1">
+      <w:start w:val="1"/>
+      <w:numFmt w:val="decimal"/>
+      <w:lvlText w:val="%3."/>
+      <w:lvlJc w:val="left"/>
+      <w:pPr>
+        <w:tabs>
+          <w:tab w:val="num" w:pos="2160"/>
+        </w:tabs>
+        <w:ind w:left="2160" w:hanging="360"/>
+      </w:pPr>
+    </w:lvl>
+    <w:lvl w:ilvl="3" w:tentative="1">
+      <w:start w:val="1"/>
+      <w:numFmt w:val="decimal"/>
+      <w:lvlText w:val="%4."/>
+      <w:lvlJc w:val="left"/>
+      <w:pPr>
+        <w:tabs>
+          <w:tab w:val="num" w:pos="2880"/>
+        </w:tabs>
+        <w:ind w:left="2880" w:hanging="360"/>
+      </w:pPr>
+    </w:lvl>
+    <w:lvl w:ilvl="4" w:tentative="1">
+      <w:start w:val="1"/>
+      <w:numFmt w:val="decimal"/>
+      <w:lvlText w:val="%5."/>
+      <w:lvlJc w:val="left"/>
+      <w:pPr>
+        <w:tabs>
+          <w:tab w:val="num" w:pos="3600"/>
+        </w:tabs>
+        <w:ind w:left="3600" w:hanging="360"/>
+      </w:pPr>
+    </w:lvl>
+    <w:lvl w:ilvl="5" w:tentative="1">
+      <w:start w:val="1"/>
+      <w:numFmt w:val="decimal"/>
+      <w:lvlText w:val="%6."/>
+      <w:lvlJc w:val="left"/>
+      <w:pPr>
+        <w:tabs>
+          <w:tab w:val="num" w:pos="4320"/>
+        </w:tabs>
+        <w:ind w:left="4320" w:hanging="360"/>
+      </w:pPr>
+    </w:lvl>
+    <w:lvl w:ilvl="6" w:tentative="1">
+      <w:start w:val="1"/>
+      <w:numFmt w:val="decimal"/>
+      <w:lvlText w:val="%7."/>
+      <w:lvlJc w:val="left"/>
+      <w:pPr>
+        <w:tabs>
+          <w:tab w:val="num" w:pos="5040"/>
+        </w:tabs>
+        <w:ind w:left="5040" w:hanging="360"/>
+      </w:pPr>
+    </w:lvl>
+    <w:lvl w:ilvl="7" w:tentative="1">
+      <w:start w:val="1"/>
+      <w:numFmt w:val="decimal"/>
+      <w:lvlText w:val="%8."/>
+      <w:lvlJc w:val="left"/>
+      <w:pPr>
+        <w:tabs>
+          <w:tab w:val="num" w:pos="5760"/>
+        </w:tabs>
+        <w:ind w:left="5760" w:hanging="360"/>
+      </w:pPr>
+    </w:lvl>
+    <w:lvl w:ilvl="8" w:tentative="1">
+      <w:start w:val="1"/>
+      <w:numFmt w:val="decimal"/>
+      <w:lvlText w:val="%9."/>
+      <w:lvlJc w:val="left"/>
+      <w:pPr>
+        <w:tabs>
+          <w:tab w:val="num" w:pos="6480"/>
+        </w:tabs>
+        <w:ind w:left="6480" w:hanging="360"/>
+      </w:pPr>
+    </w:lvl>
+  </w:abstractNum>
+  <w:abstractNum w:abstractNumId="3" w15:restartNumberingAfterBreak="0">
+    <w:nsid w:val="0F2B104A"/>
+    <w:multiLevelType w:val="hybridMultilevel"/>
+    <w:tmpl w:val="39E21ECE"/>
+    <w:lvl w:ilvl="0" w:tplc="04090001">
+      <w:start w:val="1"/>
+      <w:numFmt w:val="bullet"/>
+      <w:lvlText w:val=""/>
+      <w:lvlJc w:val="left"/>
+      <w:pPr>
+        <w:ind w:left="2265" w:hanging="360"/>
+      </w:pPr>
+      <w:rPr>
+        <w:rFonts w:ascii="Symbol" w:hAnsi="Symbol" w:hint="default"/>
+      </w:rPr>
+    </w:lvl>
+    <w:lvl w:ilvl="1" w:tplc="040C0003" w:tentative="1">
+      <w:start w:val="1"/>
+      <w:numFmt w:val="bullet"/>
+      <w:lvlText w:val="o"/>
+      <w:lvlJc w:val="left"/>
+      <w:pPr>
+        <w:ind w:left="2985" w:hanging="360"/>
+      </w:pPr>
+      <w:rPr>
+        <w:rFonts w:ascii="Courier New" w:hAnsi="Courier New" w:cs="Courier New" w:hint="default"/>
+      </w:rPr>
+    </w:lvl>
+    <w:lvl w:ilvl="2" w:tplc="040C0005" w:tentative="1">
+      <w:start w:val="1"/>
+      <w:numFmt w:val="bullet"/>
+      <w:lvlText w:val=""/>
+      <w:lvlJc w:val="left"/>
+      <w:pPr>
+        <w:ind w:left="3705" w:hanging="360"/>
+      </w:pPr>
+      <w:rPr>
+        <w:rFonts w:ascii="Wingdings" w:hAnsi="Wingdings" w:hint="default"/>
+      </w:rPr>
+    </w:lvl>
+    <w:lvl w:ilvl="3" w:tplc="040C0001" w:tentative="1">
+      <w:start w:val="1"/>
+      <w:numFmt w:val="bullet"/>
+      <w:lvlText w:val=""/>
+      <w:lvlJc w:val="left"/>
+      <w:pPr>
+        <w:ind w:left="4425" w:hanging="360"/>
+      </w:pPr>
+      <w:rPr>
+        <w:rFonts w:ascii="Symbol" w:hAnsi="Symbol" w:hint="default"/>
+      </w:rPr>
+    </w:lvl>
+    <w:lvl w:ilvl="4" w:tplc="040C0003" w:tentative="1">
+      <w:start w:val="1"/>
+      <w:numFmt w:val="bullet"/>
+      <w:lvlText w:val="o"/>
+      <w:lvlJc w:val="left"/>
+      <w:pPr>
+        <w:ind w:left="5145" w:hanging="360"/>
+      </w:pPr>
+      <w:rPr>
+        <w:rFonts w:ascii="Courier New" w:hAnsi="Courier New" w:cs="Courier New" w:hint="default"/>
+      </w:rPr>
+    </w:lvl>
+    <w:lvl w:ilvl="5" w:tplc="040C0005" w:tentative="1">
+      <w:start w:val="1"/>
+      <w:numFmt w:val="bullet"/>
+      <w:lvlText w:val=""/>
+      <w:lvlJc w:val="left"/>
+      <w:pPr>
+        <w:ind w:left="5865" w:hanging="360"/>
+      </w:pPr>
+      <w:rPr>
+        <w:rFonts w:ascii="Wingdings" w:hAnsi="Wingdings" w:hint="default"/>
+      </w:rPr>
+    </w:lvl>
+    <w:lvl w:ilvl="6" w:tplc="040C0001" w:tentative="1">
+      <w:start w:val="1"/>
+      <w:numFmt w:val="bullet"/>
+      <w:lvlText w:val=""/>
+      <w:lvlJc w:val="left"/>
+      <w:pPr>
+        <w:ind w:left="6585" w:hanging="360"/>
+      </w:pPr>
+      <w:rPr>
+        <w:rFonts w:ascii="Symbol" w:hAnsi="Symbol" w:hint="default"/>
+      </w:rPr>
+    </w:lvl>
+    <w:lvl w:ilvl="7" w:tplc="040C0003" w:tentative="1">
+      <w:start w:val="1"/>
+      <w:numFmt w:val="bullet"/>
+      <w:lvlText w:val="o"/>
+      <w:lvlJc w:val="left"/>
+      <w:pPr>
+        <w:ind w:left="7305" w:hanging="360"/>
+      </w:pPr>
+      <w:rPr>
+        <w:rFonts w:ascii="Courier New" w:hAnsi="Courier New" w:cs="Courier New" w:hint="default"/>
+      </w:rPr>
+    </w:lvl>
+    <w:lvl w:ilvl="8" w:tplc="040C0005" w:tentative="1">
+      <w:start w:val="1"/>
+      <w:numFmt w:val="bullet"/>
+      <w:lvlText w:val=""/>
+      <w:lvlJc w:val="left"/>
+      <w:pPr>
+        <w:ind w:left="8025" w:hanging="360"/>
+      </w:pPr>
+      <w:rPr>
+        <w:rFonts w:ascii="Wingdings" w:hAnsi="Wingdings" w:hint="default"/>
+      </w:rPr>
+    </w:lvl>
+  </w:abstractNum>
+  <w:abstractNum w:abstractNumId="4" w15:restartNumberingAfterBreak="0">
+    <w:nsid w:val="1AD92E5B"/>
+    <w:multiLevelType w:val="hybridMultilevel"/>
+    <w:tmpl w:val="177EA6CE"/>
+    <w:lvl w:ilvl="0" w:tplc="040C0001">
+      <w:start w:val="1"/>
+      <w:numFmt w:val="bullet"/>
+      <w:lvlText w:val=""/>
+      <w:lvlJc w:val="left"/>
+      <w:pPr>
+        <w:ind w:left="720" w:hanging="360"/>
+      </w:pPr>
+      <w:rPr>
+        <w:rFonts w:ascii="Symbol" w:hAnsi="Symbol" w:hint="default"/>
+      </w:rPr>
+    </w:lvl>
+    <w:lvl w:ilvl="1" w:tplc="040C0003">
+      <w:start w:val="1"/>
+      <w:numFmt w:val="bullet"/>
+      <w:lvlText w:val="o"/>
+      <w:lvlJc w:val="left"/>
+      <w:pPr>
+        <w:ind w:left="1440" w:hanging="360"/>
+      </w:pPr>
+      <w:rPr>
+        <w:rFonts w:ascii="Courier New" w:hAnsi="Courier New" w:cs="Courier New" w:hint="default"/>
+      </w:rPr>
+    </w:lvl>
+    <w:lvl w:ilvl="2" w:tplc="040C0005">
+      <w:start w:val="1"/>
+      <w:numFmt w:val="bullet"/>
+      <w:lvlText w:val=""/>
+      <w:lvlJc w:val="left"/>
+      <w:pPr>
+        <w:ind w:left="2160" w:hanging="360"/>
+      </w:pPr>
+      <w:rPr>
+        <w:rFonts w:ascii="Wingdings" w:hAnsi="Wingdings" w:hint="default"/>
+      </w:rPr>
+    </w:lvl>
+    <w:lvl w:ilvl="3" w:tplc="040C0001" w:tentative="1">
+      <w:start w:val="1"/>
+      <w:numFmt w:val="bullet"/>
+      <w:lvlText w:val=""/>
+      <w:lvlJc w:val="left"/>
+      <w:pPr>
+        <w:ind w:left="2880" w:hanging="360"/>
+      </w:pPr>
+      <w:rPr>
+        <w:rFonts w:ascii="Symbol" w:hAnsi="Symbol" w:hint="default"/>
+      </w:rPr>
+    </w:lvl>
+    <w:lvl w:ilvl="4" w:tplc="040C0003" w:tentative="1">
+      <w:start w:val="1"/>
+      <w:numFmt w:val="bullet"/>
+      <w:lvlText w:val="o"/>
+      <w:lvlJc w:val="left"/>
+      <w:pPr>
+        <w:ind w:left="3600" w:hanging="360"/>
+      </w:pPr>
+      <w:rPr>
+        <w:rFonts w:ascii="Courier New" w:hAnsi="Courier New" w:cs="Courier New" w:hint="default"/>
+      </w:rPr>
+    </w:lvl>
+    <w:lvl w:ilvl="5" w:tplc="040C0005" w:tentative="1">
+      <w:start w:val="1"/>
+      <w:numFmt w:val="bullet"/>
+      <w:lvlText w:val=""/>
+      <w:lvlJc w:val="left"/>
+      <w:pPr>
+        <w:ind w:left="4320" w:hanging="360"/>
+      </w:pPr>
+      <w:rPr>
+        <w:rFonts w:ascii="Wingdings" w:hAnsi="Wingdings" w:hint="default"/>
+      </w:rPr>
+    </w:lvl>
+    <w:lvl w:ilvl="6" w:tplc="040C0001" w:tentative="1">
+      <w:start w:val="1"/>
+      <w:numFmt w:val="bullet"/>
+      <w:lvlText w:val=""/>
+      <w:lvlJc w:val="left"/>
+      <w:pPr>
+        <w:ind w:left="5040" w:hanging="360"/>
+      </w:pPr>
+      <w:rPr>
+        <w:rFonts w:ascii="Symbol" w:hAnsi="Symbol" w:hint="default"/>
+      </w:rPr>
+    </w:lvl>
+    <w:lvl w:ilvl="7" w:tplc="040C0003" w:tentative="1">
+      <w:start w:val="1"/>
+      <w:numFmt w:val="bullet"/>
+      <w:lvlText w:val="o"/>
+      <w:lvlJc w:val="left"/>
+      <w:pPr>
+        <w:ind w:left="5760" w:hanging="360"/>
+      </w:pPr>
+      <w:rPr>
+        <w:rFonts w:ascii="Courier New" w:hAnsi="Courier New" w:cs="Courier New" w:hint="default"/>
+      </w:rPr>
+    </w:lvl>
+    <w:lvl w:ilvl="8" w:tplc="040C0005" w:tentative="1">
+      <w:start w:val="1"/>
+      <w:numFmt w:val="bullet"/>
+      <w:lvlText w:val=""/>
+      <w:lvlJc w:val="left"/>
+      <w:pPr>
+        <w:ind w:left="6480" w:hanging="360"/>
+      </w:pPr>
+      <w:rPr>
+        <w:rFonts w:ascii="Wingdings" w:hAnsi="Wingdings" w:hint="default"/>
+      </w:rPr>
+    </w:lvl>
+  </w:abstractNum>
+  <w:abstractNum w:abstractNumId="5" w15:restartNumberingAfterBreak="0">
+    <w:nsid w:val="2ACD2964"/>
+    <w:multiLevelType w:val="hybridMultilevel"/>
+    <w:tmpl w:val="33F00FBC"/>
+    <w:lvl w:ilvl="0" w:tplc="0409000F">
+      <w:start w:val="1"/>
+      <w:numFmt w:val="decimal"/>
+      <w:lvlText w:val="%1."/>
+      <w:lvlJc w:val="left"/>
+      <w:pPr>
+        <w:ind w:left="1290" w:hanging="360"/>
+      </w:pPr>
+    </w:lvl>
+    <w:lvl w:ilvl="1" w:tplc="040C0019" w:tentative="1">
+      <w:start w:val="1"/>
+      <w:numFmt w:val="lowerLetter"/>
+      <w:lvlText w:val="%2."/>
+      <w:lvlJc w:val="left"/>
+      <w:pPr>
+        <w:ind w:left="2010" w:hanging="360"/>
+      </w:pPr>
+    </w:lvl>
+    <w:lvl w:ilvl="2" w:tplc="040C001B" w:tentative="1">
+      <w:start w:val="1"/>
+      <w:numFmt w:val="lowerRoman"/>
+      <w:lvlText w:val="%3."/>
+      <w:lvlJc w:val="right"/>
+      <w:pPr>
+        <w:ind w:left="2730" w:hanging="180"/>
+      </w:pPr>
+    </w:lvl>
+    <w:lvl w:ilvl="3" w:tplc="040C000F" w:tentative="1">
+      <w:start w:val="1"/>
+      <w:numFmt w:val="decimal"/>
+      <w:lvlText w:val="%4."/>
+      <w:lvlJc w:val="left"/>
+      <w:pPr>
+        <w:ind w:left="3450" w:hanging="360"/>
+      </w:pPr>
+    </w:lvl>
+    <w:lvl w:ilvl="4" w:tplc="040C0019" w:tentative="1">
+      <w:start w:val="1"/>
+      <w:numFmt w:val="lowerLetter"/>
+      <w:lvlText w:val="%5."/>
+      <w:lvlJc w:val="left"/>
+      <w:pPr>
+        <w:ind w:left="4170" w:hanging="360"/>
+      </w:pPr>
+    </w:lvl>
+    <w:lvl w:ilvl="5" w:tplc="040C001B" w:tentative="1">
+      <w:start w:val="1"/>
+      <w:numFmt w:val="lowerRoman"/>
+      <w:lvlText w:val="%6."/>
+      <w:lvlJc w:val="right"/>
+      <w:pPr>
+        <w:ind w:left="4890" w:hanging="180"/>
+      </w:pPr>
+    </w:lvl>
+    <w:lvl w:ilvl="6" w:tplc="040C000F" w:tentative="1">
+      <w:start w:val="1"/>
+      <w:numFmt w:val="decimal"/>
+      <w:lvlText w:val="%7."/>
+      <w:lvlJc w:val="left"/>
+      <w:pPr>
+        <w:ind w:left="5610" w:hanging="360"/>
+      </w:pPr>
+    </w:lvl>
+    <w:lvl w:ilvl="7" w:tplc="040C0019" w:tentative="1">
+      <w:start w:val="1"/>
+      <w:numFmt w:val="lowerLetter"/>
+      <w:lvlText w:val="%8."/>
+      <w:lvlJc w:val="left"/>
+      <w:pPr>
+        <w:ind w:left="6330" w:hanging="360"/>
+      </w:pPr>
+    </w:lvl>
+    <w:lvl w:ilvl="8" w:tplc="040C001B" w:tentative="1">
+      <w:start w:val="1"/>
+      <w:numFmt w:val="lowerRoman"/>
+      <w:lvlText w:val="%9."/>
+      <w:lvlJc w:val="right"/>
+      <w:pPr>
+        <w:ind w:left="7050" w:hanging="180"/>
+      </w:pPr>
+    </w:lvl>
+  </w:abstractNum>
+  <w:abstractNum w:abstractNumId="6" w15:restartNumberingAfterBreak="0">
+    <w:nsid w:val="50215A72"/>
+    <w:multiLevelType w:val="multilevel"/>
+    <w:tmpl w:val="2AE2936A"/>
+    <w:lvl w:ilvl="0">
+      <w:start w:val="1"/>
+      <w:numFmt w:val="bullet"/>
+      <w:lvlText w:val=""/>
+      <w:lvlJc w:val="left"/>
+      <w:pPr>
+        <w:tabs>
+          <w:tab w:val="num" w:pos="720"/>
+        </w:tabs>
+        <w:ind w:left="720" w:hanging="360"/>
+      </w:pPr>
+      <w:rPr>
+        <w:rFonts w:ascii="Symbol" w:hAnsi="Symbol" w:hint="default"/>
+        <w:sz w:val="20"/>
+      </w:rPr>
+    </w:lvl>
+    <w:lvl w:ilvl="1" w:tentative="1">
+      <w:start w:val="1"/>
+      <w:numFmt w:val="bullet"/>
+      <w:lvlText w:val="o"/>
+      <w:lvlJc w:val="left"/>
+      <w:pPr>
+        <w:tabs>
+          <w:tab w:val="num" w:pos="1440"/>
+        </w:tabs>
+        <w:ind w:left="1440" w:hanging="360"/>
+      </w:pPr>
+      <w:rPr>
+        <w:rFonts w:ascii="Courier New" w:hAnsi="Courier New" w:hint="default"/>
+        <w:sz w:val="20"/>
+      </w:rPr>
+    </w:lvl>
+    <w:lvl w:ilvl="2" w:tentative="1">
+      <w:start w:val="1"/>
+      <w:numFmt w:val="bullet"/>
+      <w:lvlText w:val=""/>
+      <w:lvlJc w:val="left"/>
+      <w:pPr>
+        <w:tabs>
+          <w:tab w:val="num" w:pos="2160"/>
+        </w:tabs>
+        <w:ind w:left="2160" w:hanging="360"/>
+      </w:pPr>
+      <w:rPr>
+        <w:rFonts w:ascii="Wingdings" w:hAnsi="Wingdings" w:hint="default"/>
+        <w:sz w:val="20"/>
+      </w:rPr>
+    </w:lvl>
+    <w:lvl w:ilvl="3" w:tentative="1">
+      <w:start w:val="1"/>
+      <w:numFmt w:val="bullet"/>
+      <w:lvlText w:val=""/>
+      <w:lvlJc w:val="left"/>
+      <w:pPr>
+        <w:tabs>
+          <w:tab w:val="num" w:pos="2880"/>
+        </w:tabs>
+        <w:ind w:left="2880" w:hanging="360"/>
+      </w:pPr>
+      <w:rPr>
+        <w:rFonts w:ascii="Wingdings" w:hAnsi="Wingdings" w:hint="default"/>
+        <w:sz w:val="20"/>
+      </w:rPr>
+    </w:lvl>
+    <w:lvl w:ilvl="4" w:tentative="1">
+      <w:start w:val="1"/>
+      <w:numFmt w:val="bullet"/>
+      <w:lvlText w:val=""/>
+      <w:lvlJc w:val="left"/>
+      <w:pPr>
+        <w:tabs>
+          <w:tab w:val="num" w:pos="3600"/>
+        </w:tabs>
+        <w:ind w:left="3600" w:hanging="360"/>
+      </w:pPr>
+      <w:rPr>
+        <w:rFonts w:ascii="Wingdings" w:hAnsi="Wingdings" w:hint="default"/>
+        <w:sz w:val="20"/>
+      </w:rPr>
+    </w:lvl>
+    <w:lvl w:ilvl="5" w:tentative="1">
+      <w:start w:val="1"/>
+      <w:numFmt w:val="bullet"/>
+      <w:lvlText w:val=""/>
+      <w:lvlJc w:val="left"/>
+      <w:pPr>
+        <w:tabs>
+          <w:tab w:val="num" w:pos="4320"/>
+        </w:tabs>
+        <w:ind w:left="4320" w:hanging="360"/>
+      </w:pPr>
+      <w:rPr>
+        <w:rFonts w:ascii="Wingdings" w:hAnsi="Wingdings" w:hint="default"/>
+        <w:sz w:val="20"/>
+      </w:rPr>
+    </w:lvl>
+    <w:lvl w:ilvl="6" w:tentative="1">
+      <w:start w:val="1"/>
+      <w:numFmt w:val="bullet"/>
+      <w:lvlText w:val=""/>
+      <w:lvlJc w:val="left"/>
+      <w:pPr>
+        <w:tabs>
+          <w:tab w:val="num" w:pos="5040"/>
+        </w:tabs>
+        <w:ind w:left="5040" w:hanging="360"/>
+      </w:pPr>
+      <w:rPr>
+        <w:rFonts w:ascii="Wingdings" w:hAnsi="Wingdings" w:hint="default"/>
+        <w:sz w:val="20"/>
+      </w:rPr>
+    </w:lvl>
+    <w:lvl w:ilvl="7" w:tentative="1">
+      <w:start w:val="1"/>
+      <w:numFmt w:val="bullet"/>
+      <w:lvlText w:val=""/>
+      <w:lvlJc w:val="left"/>
+      <w:pPr>
+        <w:tabs>
+          <w:tab w:val="num" w:pos="5760"/>
+        </w:tabs>
+        <w:ind w:left="5760" w:hanging="360"/>
+      </w:pPr>
+      <w:rPr>
+        <w:rFonts w:ascii="Wingdings" w:hAnsi="Wingdings" w:hint="default"/>
+        <w:sz w:val="20"/>
+      </w:rPr>
+    </w:lvl>
+    <w:lvl w:ilvl="8" w:tentative="1">
+      <w:start w:val="1"/>
+      <w:numFmt w:val="bullet"/>
+      <w:lvlText w:val=""/>
+      <w:lvlJc w:val="left"/>
+      <w:pPr>
+        <w:tabs>
+          <w:tab w:val="num" w:pos="6480"/>
+        </w:tabs>
+        <w:ind w:left="6480" w:hanging="360"/>
+      </w:pPr>
+      <w:rPr>
+        <w:rFonts w:ascii="Wingdings" w:hAnsi="Wingdings" w:hint="default"/>
+        <w:sz w:val="20"/>
+      </w:rPr>
+    </w:lvl>
+  </w:abstractNum>
+  <w:abstractNum w:abstractNumId="7" w15:restartNumberingAfterBreak="0">
+    <w:nsid w:val="56C345E1"/>
+    <w:multiLevelType w:val="hybridMultilevel"/>
+    <w:tmpl w:val="4CDADC74"/>
+    <w:lvl w:ilvl="0" w:tplc="040C000F">
+      <w:start w:val="1"/>
+      <w:numFmt w:val="decimal"/>
+      <w:lvlText w:val="%1."/>
+      <w:lvlJc w:val="left"/>
+      <w:pPr>
+        <w:ind w:left="720" w:hanging="360"/>
+      </w:pPr>
+    </w:lvl>
+    <w:lvl w:ilvl="1" w:tplc="040C0019" w:tentative="1">
+      <w:start w:val="1"/>
+      <w:numFmt w:val="lowerLetter"/>
+      <w:lvlText w:val="%2."/>
+      <w:lvlJc w:val="left"/>
+      <w:pPr>
+        <w:ind w:left="1440" w:hanging="360"/>
+      </w:pPr>
+    </w:lvl>
+    <w:lvl w:ilvl="2" w:tplc="040C001B" w:tentative="1">
+      <w:start w:val="1"/>
+      <w:numFmt w:val="lowerRoman"/>
+      <w:lvlText w:val="%3."/>
+      <w:lvlJc w:val="right"/>
+      <w:pPr>
+        <w:ind w:left="2160" w:hanging="180"/>
+      </w:pPr>
+    </w:lvl>
+    <w:lvl w:ilvl="3" w:tplc="040C000F" w:tentative="1">
+      <w:start w:val="1"/>
+      <w:numFmt w:val="decimal"/>
+      <w:lvlText w:val="%4."/>
+      <w:lvlJc w:val="left"/>
+      <w:pPr>
+        <w:ind w:left="2880" w:hanging="360"/>
+      </w:pPr>
+    </w:lvl>
+    <w:lvl w:ilvl="4" w:tplc="040C0019" w:tentative="1">
+      <w:start w:val="1"/>
+      <w:numFmt w:val="lowerLetter"/>
+      <w:lvlText w:val="%5."/>
+      <w:lvlJc w:val="left"/>
+      <w:pPr>
+        <w:ind w:left="3600" w:hanging="360"/>
+      </w:pPr>
+    </w:lvl>
+    <w:lvl w:ilvl="5" w:tplc="040C001B" w:tentative="1">
+      <w:start w:val="1"/>
+      <w:numFmt w:val="lowerRoman"/>
+      <w:lvlText w:val="%6."/>
+      <w:lvlJc w:val="right"/>
+      <w:pPr>
+        <w:ind w:left="4320" w:hanging="180"/>
+      </w:pPr>
+    </w:lvl>
+    <w:lvl w:ilvl="6" w:tplc="040C000F" w:tentative="1">
+      <w:start w:val="1"/>
+      <w:numFmt w:val="decimal"/>
+      <w:lvlText w:val="%7."/>
+      <w:lvlJc w:val="left"/>
+      <w:pPr>
+        <w:ind w:left="5040" w:hanging="360"/>
+      </w:pPr>
+    </w:lvl>
+    <w:lvl w:ilvl="7" w:tplc="040C0019" w:tentative="1">
+      <w:start w:val="1"/>
+      <w:numFmt w:val="lowerLetter"/>
+      <w:lvlText w:val="%8."/>
+      <w:lvlJc w:val="left"/>
+      <w:pPr>
+        <w:ind w:left="5760" w:hanging="360"/>
+      </w:pPr>
+    </w:lvl>
+    <w:lvl w:ilvl="8" w:tplc="040C001B" w:tentative="1">
+      <w:start w:val="1"/>
+      <w:numFmt w:val="lowerRoman"/>
+      <w:lvlText w:val="%9."/>
+      <w:lvlJc w:val="right"/>
+      <w:pPr>
+        <w:ind w:left="6480" w:hanging="180"/>
+      </w:pPr>
+    </w:lvl>
+  </w:abstractNum>
+  <w:abstractNum w:abstractNumId="8" w15:restartNumberingAfterBreak="0">
+    <w:nsid w:val="5C38190C"/>
+    <w:multiLevelType w:val="hybridMultilevel"/>
+    <w:tmpl w:val="F41C5DF2"/>
+    <w:lvl w:ilvl="0" w:tplc="04090011">
+      <w:start w:val="1"/>
+      <w:numFmt w:val="decimal"/>
+      <w:lvlText w:val="%1)"/>
+      <w:lvlJc w:val="left"/>
+      <w:pPr>
+        <w:ind w:left="1440" w:hanging="360"/>
+      </w:pPr>
+    </w:lvl>
+    <w:lvl w:ilvl="1" w:tplc="040C0019" w:tentative="1">
+      <w:start w:val="1"/>
+      <w:numFmt w:val="lowerLetter"/>
+      <w:lvlText w:val="%2."/>
+      <w:lvlJc w:val="left"/>
+      <w:pPr>
+        <w:ind w:left="2160" w:hanging="360"/>
+      </w:pPr>
+    </w:lvl>
+    <w:lvl w:ilvl="2" w:tplc="040C001B" w:tentative="1">
+      <w:start w:val="1"/>
+      <w:numFmt w:val="lowerRoman"/>
+      <w:lvlText w:val="%3."/>
+      <w:lvlJc w:val="right"/>
+      <w:pPr>
+        <w:ind w:left="2880" w:hanging="180"/>
+      </w:pPr>
+    </w:lvl>
+    <w:lvl w:ilvl="3" w:tplc="040C000F" w:tentative="1">
+      <w:start w:val="1"/>
+      <w:numFmt w:val="decimal"/>
+      <w:lvlText w:val="%4."/>
+      <w:lvlJc w:val="left"/>
+      <w:pPr>
+        <w:ind w:left="3600" w:hanging="360"/>
+      </w:pPr>
+    </w:lvl>
+    <w:lvl w:ilvl="4" w:tplc="040C0019" w:tentative="1">
+      <w:start w:val="1"/>
+      <w:numFmt w:val="lowerLetter"/>
+      <w:lvlText w:val="%5."/>
+      <w:lvlJc w:val="left"/>
+      <w:pPr>
+        <w:ind w:left="4320" w:hanging="360"/>
+      </w:pPr>
+    </w:lvl>
+    <w:lvl w:ilvl="5" w:tplc="040C001B" w:tentative="1">
+      <w:start w:val="1"/>
+      <w:numFmt w:val="lowerRoman"/>
+      <w:lvlText w:val="%6."/>
+      <w:lvlJc w:val="right"/>
+      <w:pPr>
+        <w:ind w:left="5040" w:hanging="180"/>
+      </w:pPr>
+    </w:lvl>
+    <w:lvl w:ilvl="6" w:tplc="040C000F" w:tentative="1">
+      <w:start w:val="1"/>
+      <w:numFmt w:val="decimal"/>
+      <w:lvlText w:val="%7."/>
+      <w:lvlJc w:val="left"/>
+      <w:pPr>
+        <w:ind w:left="5760" w:hanging="360"/>
+      </w:pPr>
+    </w:lvl>
+    <w:lvl w:ilvl="7" w:tplc="040C0019" w:tentative="1">
+      <w:start w:val="1"/>
+      <w:numFmt w:val="lowerLetter"/>
+      <w:lvlText w:val="%8."/>
+      <w:lvlJc w:val="left"/>
+      <w:pPr>
+        <w:ind w:left="6480" w:hanging="360"/>
+      </w:pPr>
+    </w:lvl>
+    <w:lvl w:ilvl="8" w:tplc="040C001B" w:tentative="1">
+      <w:start w:val="1"/>
+      <w:numFmt w:val="lowerRoman"/>
+      <w:lvlText w:val="%9."/>
+      <w:lvlJc w:val="right"/>
+      <w:pPr>
+        <w:ind w:left="7200" w:hanging="180"/>
+      </w:pPr>
+    </w:lvl>
+  </w:abstractNum>
+  <w:abstractNum w:abstractNumId="9" w15:restartNumberingAfterBreak="0">
+    <w:nsid w:val="5EB76351"/>
+    <w:multiLevelType w:val="multilevel"/>
+    <w:tmpl w:val="BDB08D74"/>
+    <w:lvl w:ilvl="0">
+      <w:start w:val="1"/>
+      <w:numFmt w:val="bullet"/>
+      <w:lvlText w:val=""/>
+      <w:lvlJc w:val="left"/>
+      <w:pPr>
+        <w:tabs>
+          <w:tab w:val="num" w:pos="1428"/>
+        </w:tabs>
+        <w:ind w:left="1428" w:hanging="360"/>
+      </w:pPr>
+      <w:rPr>
+        <w:rFonts w:ascii="Symbol" w:hAnsi="Symbol" w:hint="default"/>
+        <w:sz w:val="20"/>
+      </w:rPr>
+    </w:lvl>
+    <w:lvl w:ilvl="1" w:tentative="1">
+      <w:start w:val="1"/>
+      <w:numFmt w:val="bullet"/>
+      <w:lvlText w:val="o"/>
+      <w:lvlJc w:val="left"/>
+      <w:pPr>
+        <w:tabs>
+          <w:tab w:val="num" w:pos="2148"/>
+        </w:tabs>
+        <w:ind w:left="2148" w:hanging="360"/>
+      </w:pPr>
+      <w:rPr>
+        <w:rFonts w:ascii="Courier New" w:hAnsi="Courier New" w:hint="default"/>
+        <w:sz w:val="20"/>
+      </w:rPr>
+    </w:lvl>
+    <w:lvl w:ilvl="2" w:tentative="1">
+      <w:start w:val="1"/>
+      <w:numFmt w:val="bullet"/>
+      <w:lvlText w:val=""/>
+      <w:lvlJc w:val="left"/>
+      <w:pPr>
+        <w:tabs>
+          <w:tab w:val="num" w:pos="2868"/>
+        </w:tabs>
+        <w:ind w:left="2868" w:hanging="360"/>
+      </w:pPr>
+      <w:rPr>
+        <w:rFonts w:ascii="Wingdings" w:hAnsi="Wingdings" w:hint="default"/>
+        <w:sz w:val="20"/>
+      </w:rPr>
+    </w:lvl>
+    <w:lvl w:ilvl="3" w:tentative="1">
+      <w:start w:val="1"/>
+      <w:numFmt w:val="bullet"/>
+      <w:lvlText w:val=""/>
+      <w:lvlJc w:val="left"/>
+      <w:pPr>
+        <w:tabs>
+          <w:tab w:val="num" w:pos="3588"/>
+        </w:tabs>
+        <w:ind w:left="3588" w:hanging="360"/>
+      </w:pPr>
+      <w:rPr>
+        <w:rFonts w:ascii="Wingdings" w:hAnsi="Wingdings" w:hint="default"/>
+        <w:sz w:val="20"/>
+      </w:rPr>
+    </w:lvl>
+    <w:lvl w:ilvl="4" w:tentative="1">
+      <w:start w:val="1"/>
+      <w:numFmt w:val="bullet"/>
+      <w:lvlText w:val=""/>
+      <w:lvlJc w:val="left"/>
+      <w:pPr>
+        <w:tabs>
+          <w:tab w:val="num" w:pos="4308"/>
+        </w:tabs>
+        <w:ind w:left="4308" w:hanging="360"/>
+      </w:pPr>
+      <w:rPr>
+        <w:rFonts w:ascii="Wingdings" w:hAnsi="Wingdings" w:hint="default"/>
+        <w:sz w:val="20"/>
+      </w:rPr>
+    </w:lvl>
+    <w:lvl w:ilvl="5" w:tentative="1">
+      <w:start w:val="1"/>
+      <w:numFmt w:val="bullet"/>
+      <w:lvlText w:val=""/>
+      <w:lvlJc w:val="left"/>
+      <w:pPr>
+        <w:tabs>
+          <w:tab w:val="num" w:pos="5028"/>
+        </w:tabs>
+        <w:ind w:left="5028" w:hanging="360"/>
+      </w:pPr>
+      <w:rPr>
+        <w:rFonts w:ascii="Wingdings" w:hAnsi="Wingdings" w:hint="default"/>
+        <w:sz w:val="20"/>
+      </w:rPr>
+    </w:lvl>
+    <w:lvl w:ilvl="6" w:tentative="1">
+      <w:start w:val="1"/>
+      <w:numFmt w:val="bullet"/>
+      <w:lvlText w:val=""/>
+      <w:lvlJc w:val="left"/>
+      <w:pPr>
+        <w:tabs>
+          <w:tab w:val="num" w:pos="5748"/>
+        </w:tabs>
+        <w:ind w:left="5748" w:hanging="360"/>
+      </w:pPr>
+      <w:rPr>
+        <w:rFonts w:ascii="Wingdings" w:hAnsi="Wingdings" w:hint="default"/>
+        <w:sz w:val="20"/>
+      </w:rPr>
+    </w:lvl>
+    <w:lvl w:ilvl="7" w:tentative="1">
+      <w:start w:val="1"/>
+      <w:numFmt w:val="bullet"/>
+      <w:lvlText w:val=""/>
+      <w:lvlJc w:val="left"/>
+      <w:pPr>
+        <w:tabs>
+          <w:tab w:val="num" w:pos="6468"/>
+        </w:tabs>
+        <w:ind w:left="6468" w:hanging="360"/>
+      </w:pPr>
+      <w:rPr>
+        <w:rFonts w:ascii="Wingdings" w:hAnsi="Wingdings" w:hint="default"/>
+        <w:sz w:val="20"/>
+      </w:rPr>
+    </w:lvl>
+    <w:lvl w:ilvl="8" w:tentative="1">
+      <w:start w:val="1"/>
+      <w:numFmt w:val="bullet"/>
+      <w:lvlText w:val=""/>
+      <w:lvlJc w:val="left"/>
+      <w:pPr>
+        <w:tabs>
+          <w:tab w:val="num" w:pos="7188"/>
+        </w:tabs>
+        <w:ind w:left="7188" w:hanging="360"/>
+      </w:pPr>
+      <w:rPr>
+        <w:rFonts w:ascii="Wingdings" w:hAnsi="Wingdings" w:hint="default"/>
+        <w:sz w:val="20"/>
+      </w:rPr>
+    </w:lvl>
+  </w:abstractNum>
+  <w:abstractNum w:abstractNumId="10" w15:restartNumberingAfterBreak="0">
     <w:nsid w:val="67101962"/>
     <w:multiLevelType w:val="hybridMultilevel"/>
     <w:tmpl w:val="126E7CD8"/>
@@ -629,10 +4744,341 @@
       </w:pPr>
     </w:lvl>
   </w:abstractNum>
+  <w:abstractNum w:abstractNumId="11" w15:restartNumberingAfterBreak="0">
+    <w:nsid w:val="69DB3756"/>
+    <w:multiLevelType w:val="multilevel"/>
+    <w:tmpl w:val="1938DC02"/>
+    <w:lvl w:ilvl="0">
+      <w:start w:val="1"/>
+      <w:numFmt w:val="bullet"/>
+      <w:lvlText w:val=""/>
+      <w:lvlJc w:val="left"/>
+      <w:pPr>
+        <w:tabs>
+          <w:tab w:val="num" w:pos="1428"/>
+        </w:tabs>
+        <w:ind w:left="1428" w:hanging="360"/>
+      </w:pPr>
+      <w:rPr>
+        <w:rFonts w:ascii="Symbol" w:hAnsi="Symbol" w:hint="default"/>
+        <w:sz w:val="20"/>
+      </w:rPr>
+    </w:lvl>
+    <w:lvl w:ilvl="1" w:tentative="1">
+      <w:start w:val="1"/>
+      <w:numFmt w:val="bullet"/>
+      <w:lvlText w:val="o"/>
+      <w:lvlJc w:val="left"/>
+      <w:pPr>
+        <w:tabs>
+          <w:tab w:val="num" w:pos="2148"/>
+        </w:tabs>
+        <w:ind w:left="2148" w:hanging="360"/>
+      </w:pPr>
+      <w:rPr>
+        <w:rFonts w:ascii="Courier New" w:hAnsi="Courier New" w:hint="default"/>
+        <w:sz w:val="20"/>
+      </w:rPr>
+    </w:lvl>
+    <w:lvl w:ilvl="2" w:tentative="1">
+      <w:start w:val="1"/>
+      <w:numFmt w:val="bullet"/>
+      <w:lvlText w:val=""/>
+      <w:lvlJc w:val="left"/>
+      <w:pPr>
+        <w:tabs>
+          <w:tab w:val="num" w:pos="2868"/>
+        </w:tabs>
+        <w:ind w:left="2868" w:hanging="360"/>
+      </w:pPr>
+      <w:rPr>
+        <w:rFonts w:ascii="Wingdings" w:hAnsi="Wingdings" w:hint="default"/>
+        <w:sz w:val="20"/>
+      </w:rPr>
+    </w:lvl>
+    <w:lvl w:ilvl="3" w:tentative="1">
+      <w:start w:val="1"/>
+      <w:numFmt w:val="bullet"/>
+      <w:lvlText w:val=""/>
+      <w:lvlJc w:val="left"/>
+      <w:pPr>
+        <w:tabs>
+          <w:tab w:val="num" w:pos="3588"/>
+        </w:tabs>
+        <w:ind w:left="3588" w:hanging="360"/>
+      </w:pPr>
+      <w:rPr>
+        <w:rFonts w:ascii="Wingdings" w:hAnsi="Wingdings" w:hint="default"/>
+        <w:sz w:val="20"/>
+      </w:rPr>
+    </w:lvl>
+    <w:lvl w:ilvl="4" w:tentative="1">
+      <w:start w:val="1"/>
+      <w:numFmt w:val="bullet"/>
+      <w:lvlText w:val=""/>
+      <w:lvlJc w:val="left"/>
+      <w:pPr>
+        <w:tabs>
+          <w:tab w:val="num" w:pos="4308"/>
+        </w:tabs>
+        <w:ind w:left="4308" w:hanging="360"/>
+      </w:pPr>
+      <w:rPr>
+        <w:rFonts w:ascii="Wingdings" w:hAnsi="Wingdings" w:hint="default"/>
+        <w:sz w:val="20"/>
+      </w:rPr>
+    </w:lvl>
+    <w:lvl w:ilvl="5" w:tentative="1">
+      <w:start w:val="1"/>
+      <w:numFmt w:val="bullet"/>
+      <w:lvlText w:val=""/>
+      <w:lvlJc w:val="left"/>
+      <w:pPr>
+        <w:tabs>
+          <w:tab w:val="num" w:pos="5028"/>
+        </w:tabs>
+        <w:ind w:left="5028" w:hanging="360"/>
+      </w:pPr>
+      <w:rPr>
+        <w:rFonts w:ascii="Wingdings" w:hAnsi="Wingdings" w:hint="default"/>
+        <w:sz w:val="20"/>
+      </w:rPr>
+    </w:lvl>
+    <w:lvl w:ilvl="6" w:tentative="1">
+      <w:start w:val="1"/>
+      <w:numFmt w:val="bullet"/>
+      <w:lvlText w:val=""/>
+      <w:lvlJc w:val="left"/>
+      <w:pPr>
+        <w:tabs>
+          <w:tab w:val="num" w:pos="5748"/>
+        </w:tabs>
+        <w:ind w:left="5748" w:hanging="360"/>
+      </w:pPr>
+      <w:rPr>
+        <w:rFonts w:ascii="Wingdings" w:hAnsi="Wingdings" w:hint="default"/>
+        <w:sz w:val="20"/>
+      </w:rPr>
+    </w:lvl>
+    <w:lvl w:ilvl="7" w:tentative="1">
+      <w:start w:val="1"/>
+      <w:numFmt w:val="bullet"/>
+      <w:lvlText w:val=""/>
+      <w:lvlJc w:val="left"/>
+      <w:pPr>
+        <w:tabs>
+          <w:tab w:val="num" w:pos="6468"/>
+        </w:tabs>
+        <w:ind w:left="6468" w:hanging="360"/>
+      </w:pPr>
+      <w:rPr>
+        <w:rFonts w:ascii="Wingdings" w:hAnsi="Wingdings" w:hint="default"/>
+        <w:sz w:val="20"/>
+      </w:rPr>
+    </w:lvl>
+    <w:lvl w:ilvl="8" w:tentative="1">
+      <w:start w:val="1"/>
+      <w:numFmt w:val="bullet"/>
+      <w:lvlText w:val=""/>
+      <w:lvlJc w:val="left"/>
+      <w:pPr>
+        <w:tabs>
+          <w:tab w:val="num" w:pos="7188"/>
+        </w:tabs>
+        <w:ind w:left="7188" w:hanging="360"/>
+      </w:pPr>
+      <w:rPr>
+        <w:rFonts w:ascii="Wingdings" w:hAnsi="Wingdings" w:hint="default"/>
+        <w:sz w:val="20"/>
+      </w:rPr>
+    </w:lvl>
+  </w:abstractNum>
+  <w:abstractNum w:abstractNumId="12" w15:restartNumberingAfterBreak="0">
+    <w:nsid w:val="7F430D39"/>
+    <w:multiLevelType w:val="multilevel"/>
+    <w:tmpl w:val="04D0F220"/>
+    <w:lvl w:ilvl="0">
+      <w:start w:val="1"/>
+      <w:numFmt w:val="bullet"/>
+      <w:lvlText w:val=""/>
+      <w:lvlJc w:val="left"/>
+      <w:pPr>
+        <w:tabs>
+          <w:tab w:val="num" w:pos="720"/>
+        </w:tabs>
+        <w:ind w:left="720" w:hanging="360"/>
+      </w:pPr>
+      <w:rPr>
+        <w:rFonts w:ascii="Symbol" w:hAnsi="Symbol" w:hint="default"/>
+        <w:sz w:val="20"/>
+      </w:rPr>
+    </w:lvl>
+    <w:lvl w:ilvl="1" w:tentative="1">
+      <w:start w:val="1"/>
+      <w:numFmt w:val="bullet"/>
+      <w:lvlText w:val="o"/>
+      <w:lvlJc w:val="left"/>
+      <w:pPr>
+        <w:tabs>
+          <w:tab w:val="num" w:pos="1440"/>
+        </w:tabs>
+        <w:ind w:left="1440" w:hanging="360"/>
+      </w:pPr>
+      <w:rPr>
+        <w:rFonts w:ascii="Courier New" w:hAnsi="Courier New" w:hint="default"/>
+        <w:sz w:val="20"/>
+      </w:rPr>
+    </w:lvl>
+    <w:lvl w:ilvl="2" w:tentative="1">
+      <w:start w:val="1"/>
+      <w:numFmt w:val="bullet"/>
+      <w:lvlText w:val=""/>
+      <w:lvlJc w:val="left"/>
+      <w:pPr>
+        <w:tabs>
+          <w:tab w:val="num" w:pos="2160"/>
+        </w:tabs>
+        <w:ind w:left="2160" w:hanging="360"/>
+      </w:pPr>
+      <w:rPr>
+        <w:rFonts w:ascii="Wingdings" w:hAnsi="Wingdings" w:hint="default"/>
+        <w:sz w:val="20"/>
+      </w:rPr>
+    </w:lvl>
+    <w:lvl w:ilvl="3" w:tentative="1">
+      <w:start w:val="1"/>
+      <w:numFmt w:val="bullet"/>
+      <w:lvlText w:val=""/>
+      <w:lvlJc w:val="left"/>
+      <w:pPr>
+        <w:tabs>
+          <w:tab w:val="num" w:pos="2880"/>
+        </w:tabs>
+        <w:ind w:left="2880" w:hanging="360"/>
+      </w:pPr>
+      <w:rPr>
+        <w:rFonts w:ascii="Wingdings" w:hAnsi="Wingdings" w:hint="default"/>
+        <w:sz w:val="20"/>
+      </w:rPr>
+    </w:lvl>
+    <w:lvl w:ilvl="4" w:tentative="1">
+      <w:start w:val="1"/>
+      <w:numFmt w:val="bullet"/>
+      <w:lvlText w:val=""/>
+      <w:lvlJc w:val="left"/>
+      <w:pPr>
+        <w:tabs>
+          <w:tab w:val="num" w:pos="3600"/>
+        </w:tabs>
+        <w:ind w:left="3600" w:hanging="360"/>
+      </w:pPr>
+      <w:rPr>
+        <w:rFonts w:ascii="Wingdings" w:hAnsi="Wingdings" w:hint="default"/>
+        <w:sz w:val="20"/>
+      </w:rPr>
+    </w:lvl>
+    <w:lvl w:ilvl="5" w:tentative="1">
+      <w:start w:val="1"/>
+      <w:numFmt w:val="bullet"/>
+      <w:lvlText w:val=""/>
+      <w:lvlJc w:val="left"/>
+      <w:pPr>
+        <w:tabs>
+          <w:tab w:val="num" w:pos="4320"/>
+        </w:tabs>
+        <w:ind w:left="4320" w:hanging="360"/>
+      </w:pPr>
+      <w:rPr>
+        <w:rFonts w:ascii="Wingdings" w:hAnsi="Wingdings" w:hint="default"/>
+        <w:sz w:val="20"/>
+      </w:rPr>
+    </w:lvl>
+    <w:lvl w:ilvl="6" w:tentative="1">
+      <w:start w:val="1"/>
+      <w:numFmt w:val="bullet"/>
+      <w:lvlText w:val=""/>
+      <w:lvlJc w:val="left"/>
+      <w:pPr>
+        <w:tabs>
+          <w:tab w:val="num" w:pos="5040"/>
+        </w:tabs>
+        <w:ind w:left="5040" w:hanging="360"/>
+      </w:pPr>
+      <w:rPr>
+        <w:rFonts w:ascii="Wingdings" w:hAnsi="Wingdings" w:hint="default"/>
+        <w:sz w:val="20"/>
+      </w:rPr>
+    </w:lvl>
+    <w:lvl w:ilvl="7" w:tentative="1">
+      <w:start w:val="1"/>
+      <w:numFmt w:val="bullet"/>
+      <w:lvlText w:val=""/>
+      <w:lvlJc w:val="left"/>
+      <w:pPr>
+        <w:tabs>
+          <w:tab w:val="num" w:pos="5760"/>
+        </w:tabs>
+        <w:ind w:left="5760" w:hanging="360"/>
+      </w:pPr>
+      <w:rPr>
+        <w:rFonts w:ascii="Wingdings" w:hAnsi="Wingdings" w:hint="default"/>
+        <w:sz w:val="20"/>
+      </w:rPr>
+    </w:lvl>
+    <w:lvl w:ilvl="8" w:tentative="1">
+      <w:start w:val="1"/>
+      <w:numFmt w:val="bullet"/>
+      <w:lvlText w:val=""/>
+      <w:lvlJc w:val="left"/>
+      <w:pPr>
+        <w:tabs>
+          <w:tab w:val="num" w:pos="6480"/>
+        </w:tabs>
+        <w:ind w:left="6480" w:hanging="360"/>
+      </w:pPr>
+      <w:rPr>
+        <w:rFonts w:ascii="Wingdings" w:hAnsi="Wingdings" w:hint="default"/>
+        <w:sz w:val="20"/>
+      </w:rPr>
+    </w:lvl>
+  </w:abstractNum>
   <w:num w:numId="1" w16cid:durableId="11297954">
+    <w:abstractNumId w:val="10"/>
+  </w:num>
+  <w:num w:numId="2" w16cid:durableId="377780279">
+    <w:abstractNumId w:val="4"/>
+  </w:num>
+  <w:num w:numId="3" w16cid:durableId="684787553">
+    <w:abstractNumId w:val="2"/>
+  </w:num>
+  <w:num w:numId="4" w16cid:durableId="1355575305">
+    <w:abstractNumId w:val="7"/>
+  </w:num>
+  <w:num w:numId="5" w16cid:durableId="1270817535">
+    <w:abstractNumId w:val="8"/>
+  </w:num>
+  <w:num w:numId="6" w16cid:durableId="820538692">
+    <w:abstractNumId w:val="12"/>
+  </w:num>
+  <w:num w:numId="7" w16cid:durableId="2016229682">
+    <w:abstractNumId w:val="11"/>
+  </w:num>
+  <w:num w:numId="8" w16cid:durableId="47581210">
+    <w:abstractNumId w:val="9"/>
+  </w:num>
+  <w:num w:numId="9" w16cid:durableId="288315964">
     <w:abstractNumId w:val="1"/>
   </w:num>
-  <w:num w:numId="2" w16cid:durableId="377780279">
+  <w:num w:numId="10" w16cid:durableId="131605906">
+    <w:abstractNumId w:val="3"/>
+  </w:num>
+  <w:num w:numId="11" w16cid:durableId="674693133">
+    <w:abstractNumId w:val="5"/>
+  </w:num>
+  <w:num w:numId="12" w16cid:durableId="1872912767">
+    <w:abstractNumId w:val="6"/>
+  </w:num>
+  <w:num w:numId="13" w16cid:durableId="403645942">
     <w:abstractNumId w:val="0"/>
   </w:num>
 </w:numbering>
@@ -1553,6 +5999,43 @@
       <w:spacing w:val="5"/>
     </w:rPr>
   </w:style>
+  <w:style w:type="paragraph" w:styleId="NormalWeb">
+    <w:name w:val="Normal (Web)"/>
+    <w:basedOn w:val="Normal"/>
+    <w:uiPriority w:val="99"/>
+    <w:semiHidden/>
+    <w:unhideWhenUsed/>
+    <w:rsid w:val="0084410C"/>
+    <w:rPr>
+      <w:rFonts w:ascii="Times New Roman" w:hAnsi="Times New Roman" w:cs="Times New Roman"/>
+      <w:sz w:val="24"/>
+      <w:szCs w:val="24"/>
+    </w:rPr>
+  </w:style>
+  <w:style w:type="character" w:styleId="CodeHTML">
+    <w:name w:val="HTML Code"/>
+    <w:basedOn w:val="Policepardfaut"/>
+    <w:uiPriority w:val="99"/>
+    <w:semiHidden/>
+    <w:unhideWhenUsed/>
+    <w:rsid w:val="00015BD9"/>
+    <w:rPr>
+      <w:rFonts w:ascii="Courier New" w:eastAsia="Times New Roman" w:hAnsi="Courier New" w:cs="Courier New"/>
+      <w:sz w:val="20"/>
+      <w:szCs w:val="20"/>
+    </w:rPr>
+  </w:style>
+  <w:style w:type="character" w:styleId="lev">
+    <w:name w:val="Strong"/>
+    <w:basedOn w:val="Policepardfaut"/>
+    <w:uiPriority w:val="22"/>
+    <w:qFormat/>
+    <w:rsid w:val="001569F3"/>
+    <w:rPr>
+      <w:b/>
+      <w:bCs/>
+    </w:rPr>
+  </w:style>
 </w:styles>
 </file>
 
